--- a/results/Understanding and Designing a High-Performance Ultrafiltration Membrane Using Machine Learning/target_flux decline ratio (%)/tabular results/baseline_kernel(ARD)_combination_scores.docx
+++ b/results/Understanding and Designing a High-Performance Ultrafiltration Membrane Using Machine Learning/target_flux decline ratio (%)/tabular results/baseline_kernel(ARD)_combination_scores.docx
@@ -9,16 +9,17 @@
         <w:tblLook w:firstColumn="1" w:firstRow="1" w:lastColumn="0" w:lastRow="0" w:noHBand="0" w:noVBand="1" w:val="04A0"/>
       </w:tblPr>
       <w:tblGrid>
-        <w:gridCol w:w="1728"/>
-        <w:gridCol w:w="1728"/>
-        <w:gridCol w:w="1728"/>
-        <w:gridCol w:w="1728"/>
-        <w:gridCol w:w="1728"/>
+        <w:gridCol w:w="1440"/>
+        <w:gridCol w:w="1440"/>
+        <w:gridCol w:w="1440"/>
+        <w:gridCol w:w="1440"/>
+        <w:gridCol w:w="1440"/>
+        <w:gridCol w:w="1440"/>
       </w:tblGrid>
       <w:tr>
         <w:tc>
           <w:tcPr>
-            <w:tcW w:type="dxa" w:w="5184"/>
+            <w:tcW w:type="dxa" w:w="4320"/>
             <w:gridSpan w:val="3"/>
           </w:tcPr>
           <w:p>
@@ -35,8 +36,8 @@
         </w:tc>
         <w:tc>
           <w:tcPr>
-            <w:tcW w:type="dxa" w:w="3456"/>
-            <w:gridSpan w:val="2"/>
+            <w:tcW w:type="dxa" w:w="4320"/>
+            <w:gridSpan w:val="3"/>
           </w:tcPr>
           <w:p>
             <w:pPr>
@@ -54,7 +55,7 @@
       <w:tr>
         <w:tc>
           <w:tcPr>
-            <w:tcW w:type="dxa" w:w="3456"/>
+            <w:tcW w:type="dxa" w:w="2880"/>
             <w:gridSpan w:val="2"/>
           </w:tcPr>
           <w:p>
@@ -71,7 +72,7 @@
         </w:tc>
         <w:tc>
           <w:tcPr>
-            <w:tcW w:type="dxa" w:w="1728"/>
+            <w:tcW w:type="dxa" w:w="1440"/>
             <w:vMerge w:val="restart"/>
           </w:tcPr>
           <w:p>
@@ -88,7 +89,7 @@
         </w:tc>
         <w:tc>
           <w:tcPr>
-            <w:tcW w:type="dxa" w:w="1728"/>
+            <w:tcW w:type="dxa" w:w="1440"/>
             <w:vMerge w:val="restart"/>
           </w:tcPr>
           <w:p>
@@ -105,7 +106,7 @@
         </w:tc>
         <w:tc>
           <w:tcPr>
-            <w:tcW w:type="dxa" w:w="1728"/>
+            <w:tcW w:type="dxa" w:w="1440"/>
             <w:vMerge w:val="restart"/>
           </w:tcPr>
           <w:p>
@@ -120,11 +121,28 @@
             </w:r>
           </w:p>
         </w:tc>
+        <w:tc>
+          <w:tcPr>
+            <w:tcW w:type="dxa" w:w="1440"/>
+            <w:vMerge w:val="restart"/>
+          </w:tcPr>
+          <w:p>
+            <w:pPr>
+              <w:jc w:val="center"/>
+            </w:pPr>
+            <w:r>
+              <w:rPr>
+                <w:sz w:val="20"/>
+              </w:rPr>
+              <w:t>Run time (sec)</w:t>
+            </w:r>
+          </w:p>
+        </w:tc>
       </w:tr>
       <w:tr>
         <w:tc>
           <w:tcPr>
-            <w:tcW w:type="dxa" w:w="1728"/>
+            <w:tcW w:type="dxa" w:w="1440"/>
           </w:tcPr>
           <w:p>
             <w:pPr>
@@ -140,7 +158,7 @@
         </w:tc>
         <w:tc>
           <w:tcPr>
-            <w:tcW w:type="dxa" w:w="1728"/>
+            <w:tcW w:type="dxa" w:w="1440"/>
           </w:tcPr>
           <w:p>
             <w:pPr>
@@ -156,21 +174,28 @@
         </w:tc>
         <w:tc>
           <w:tcPr>
-            <w:tcW w:type="dxa" w:w="1728"/>
+            <w:tcW w:type="dxa" w:w="1440"/>
             <w:vMerge/>
           </w:tcPr>
           <w:p/>
         </w:tc>
         <w:tc>
           <w:tcPr>
-            <w:tcW w:type="dxa" w:w="1728"/>
+            <w:tcW w:type="dxa" w:w="1440"/>
             <w:vMerge/>
           </w:tcPr>
           <w:p/>
         </w:tc>
         <w:tc>
           <w:tcPr>
-            <w:tcW w:type="dxa" w:w="1728"/>
+            <w:tcW w:type="dxa" w:w="1440"/>
+            <w:vMerge/>
+          </w:tcPr>
+          <w:p/>
+        </w:tc>
+        <w:tc>
+          <w:tcPr>
+            <w:tcW w:type="dxa" w:w="1440"/>
             <w:vMerge/>
           </w:tcPr>
           <w:p/>
@@ -179,7 +204,7 @@
       <w:tr>
         <w:tc>
           <w:tcPr>
-            <w:tcW w:type="dxa" w:w="1728"/>
+            <w:tcW w:type="dxa" w:w="1440"/>
           </w:tcPr>
           <w:p>
             <w:pPr>
@@ -195,7 +220,7 @@
         </w:tc>
         <w:tc>
           <w:tcPr>
-            <w:tcW w:type="dxa" w:w="1728"/>
+            <w:tcW w:type="dxa" w:w="1440"/>
           </w:tcPr>
           <w:p>
             <w:pPr>
@@ -211,7 +236,7 @@
         </w:tc>
         <w:tc>
           <w:tcPr>
-            <w:tcW w:type="dxa" w:w="1728"/>
+            <w:tcW w:type="dxa" w:w="1440"/>
           </w:tcPr>
           <w:p>
             <w:pPr>
@@ -227,7 +252,7 @@
         </w:tc>
         <w:tc>
           <w:tcPr>
-            <w:tcW w:type="dxa" w:w="1728"/>
+            <w:tcW w:type="dxa" w:w="1440"/>
           </w:tcPr>
           <w:p>
             <w:pPr>
@@ -243,7 +268,7 @@
         </w:tc>
         <w:tc>
           <w:tcPr>
-            <w:tcW w:type="dxa" w:w="1728"/>
+            <w:tcW w:type="dxa" w:w="1440"/>
           </w:tcPr>
           <w:p>
             <w:pPr>
@@ -257,11 +282,27 @@
             </w:r>
           </w:p>
         </w:tc>
+        <w:tc>
+          <w:tcPr>
+            <w:tcW w:type="dxa" w:w="1440"/>
+          </w:tcPr>
+          <w:p>
+            <w:pPr>
+              <w:jc w:val="center"/>
+            </w:pPr>
+            <w:r>
+              <w:rPr>
+                <w:sz w:val="20"/>
+              </w:rPr>
+              <w:t>351</w:t>
+            </w:r>
+          </w:p>
+        </w:tc>
       </w:tr>
       <w:tr>
         <w:tc>
           <w:tcPr>
-            <w:tcW w:type="dxa" w:w="1728"/>
+            <w:tcW w:type="dxa" w:w="1440"/>
           </w:tcPr>
           <w:p>
             <w:pPr>
@@ -277,7 +318,7 @@
         </w:tc>
         <w:tc>
           <w:tcPr>
-            <w:tcW w:type="dxa" w:w="1728"/>
+            <w:tcW w:type="dxa" w:w="1440"/>
           </w:tcPr>
           <w:p>
             <w:pPr>
@@ -293,7 +334,7 @@
         </w:tc>
         <w:tc>
           <w:tcPr>
-            <w:tcW w:type="dxa" w:w="1728"/>
+            <w:tcW w:type="dxa" w:w="1440"/>
           </w:tcPr>
           <w:p>
             <w:pPr>
@@ -309,7 +350,7 @@
         </w:tc>
         <w:tc>
           <w:tcPr>
-            <w:tcW w:type="dxa" w:w="1728"/>
+            <w:tcW w:type="dxa" w:w="1440"/>
           </w:tcPr>
           <w:p>
             <w:pPr>
@@ -325,7 +366,7 @@
         </w:tc>
         <w:tc>
           <w:tcPr>
-            <w:tcW w:type="dxa" w:w="1728"/>
+            <w:tcW w:type="dxa" w:w="1440"/>
           </w:tcPr>
           <w:p>
             <w:pPr>
@@ -339,11 +380,27 @@
             </w:r>
           </w:p>
         </w:tc>
+        <w:tc>
+          <w:tcPr>
+            <w:tcW w:type="dxa" w:w="1440"/>
+          </w:tcPr>
+          <w:p>
+            <w:pPr>
+              <w:jc w:val="center"/>
+            </w:pPr>
+            <w:r>
+              <w:rPr>
+                <w:sz w:val="20"/>
+              </w:rPr>
+              <w:t>531</w:t>
+            </w:r>
+          </w:p>
+        </w:tc>
       </w:tr>
       <w:tr>
         <w:tc>
           <w:tcPr>
-            <w:tcW w:type="dxa" w:w="1728"/>
+            <w:tcW w:type="dxa" w:w="1440"/>
           </w:tcPr>
           <w:p>
             <w:pPr>
@@ -359,7 +416,7 @@
         </w:tc>
         <w:tc>
           <w:tcPr>
-            <w:tcW w:type="dxa" w:w="1728"/>
+            <w:tcW w:type="dxa" w:w="1440"/>
           </w:tcPr>
           <w:p>
             <w:pPr>
@@ -375,7 +432,7 @@
         </w:tc>
         <w:tc>
           <w:tcPr>
-            <w:tcW w:type="dxa" w:w="1728"/>
+            <w:tcW w:type="dxa" w:w="1440"/>
           </w:tcPr>
           <w:p>
             <w:pPr>
@@ -391,7 +448,7 @@
         </w:tc>
         <w:tc>
           <w:tcPr>
-            <w:tcW w:type="dxa" w:w="1728"/>
+            <w:tcW w:type="dxa" w:w="1440"/>
           </w:tcPr>
           <w:p>
             <w:pPr>
@@ -407,7 +464,7 @@
         </w:tc>
         <w:tc>
           <w:tcPr>
-            <w:tcW w:type="dxa" w:w="1728"/>
+            <w:tcW w:type="dxa" w:w="1440"/>
           </w:tcPr>
           <w:p>
             <w:pPr>
@@ -421,11 +478,27 @@
             </w:r>
           </w:p>
         </w:tc>
+        <w:tc>
+          <w:tcPr>
+            <w:tcW w:type="dxa" w:w="1440"/>
+          </w:tcPr>
+          <w:p>
+            <w:pPr>
+              <w:jc w:val="center"/>
+            </w:pPr>
+            <w:r>
+              <w:rPr>
+                <w:sz w:val="20"/>
+              </w:rPr>
+              <w:t>336</w:t>
+            </w:r>
+          </w:p>
+        </w:tc>
       </w:tr>
       <w:tr>
         <w:tc>
           <w:tcPr>
-            <w:tcW w:type="dxa" w:w="1728"/>
+            <w:tcW w:type="dxa" w:w="1440"/>
           </w:tcPr>
           <w:p>
             <w:pPr>
@@ -441,7 +514,7 @@
         </w:tc>
         <w:tc>
           <w:tcPr>
-            <w:tcW w:type="dxa" w:w="1728"/>
+            <w:tcW w:type="dxa" w:w="1440"/>
           </w:tcPr>
           <w:p>
             <w:pPr>
@@ -457,7 +530,7 @@
         </w:tc>
         <w:tc>
           <w:tcPr>
-            <w:tcW w:type="dxa" w:w="1728"/>
+            <w:tcW w:type="dxa" w:w="1440"/>
           </w:tcPr>
           <w:p>
             <w:pPr>
@@ -473,7 +546,7 @@
         </w:tc>
         <w:tc>
           <w:tcPr>
-            <w:tcW w:type="dxa" w:w="1728"/>
+            <w:tcW w:type="dxa" w:w="1440"/>
           </w:tcPr>
           <w:p>
             <w:pPr>
@@ -489,7 +562,7 @@
         </w:tc>
         <w:tc>
           <w:tcPr>
-            <w:tcW w:type="dxa" w:w="1728"/>
+            <w:tcW w:type="dxa" w:w="1440"/>
           </w:tcPr>
           <w:p>
             <w:pPr>
@@ -503,11 +576,27 @@
             </w:r>
           </w:p>
         </w:tc>
+        <w:tc>
+          <w:tcPr>
+            <w:tcW w:type="dxa" w:w="1440"/>
+          </w:tcPr>
+          <w:p>
+            <w:pPr>
+              <w:jc w:val="center"/>
+            </w:pPr>
+            <w:r>
+              <w:rPr>
+                <w:sz w:val="20"/>
+              </w:rPr>
+              <w:t>262</w:t>
+            </w:r>
+          </w:p>
+        </w:tc>
       </w:tr>
       <w:tr>
         <w:tc>
           <w:tcPr>
-            <w:tcW w:type="dxa" w:w="1728"/>
+            <w:tcW w:type="dxa" w:w="1440"/>
           </w:tcPr>
           <w:p>
             <w:pPr>
@@ -523,7 +612,7 @@
         </w:tc>
         <w:tc>
           <w:tcPr>
-            <w:tcW w:type="dxa" w:w="1728"/>
+            <w:tcW w:type="dxa" w:w="1440"/>
           </w:tcPr>
           <w:p>
             <w:pPr>
@@ -539,7 +628,7 @@
         </w:tc>
         <w:tc>
           <w:tcPr>
-            <w:tcW w:type="dxa" w:w="1728"/>
+            <w:tcW w:type="dxa" w:w="1440"/>
           </w:tcPr>
           <w:p>
             <w:pPr>
@@ -555,7 +644,7 @@
         </w:tc>
         <w:tc>
           <w:tcPr>
-            <w:tcW w:type="dxa" w:w="1728"/>
+            <w:tcW w:type="dxa" w:w="1440"/>
           </w:tcPr>
           <w:p>
             <w:pPr>
@@ -571,7 +660,7 @@
         </w:tc>
         <w:tc>
           <w:tcPr>
-            <w:tcW w:type="dxa" w:w="1728"/>
+            <w:tcW w:type="dxa" w:w="1440"/>
           </w:tcPr>
           <w:p>
             <w:pPr>
@@ -585,11 +674,27 @@
             </w:r>
           </w:p>
         </w:tc>
+        <w:tc>
+          <w:tcPr>
+            <w:tcW w:type="dxa" w:w="1440"/>
+          </w:tcPr>
+          <w:p>
+            <w:pPr>
+              <w:jc w:val="center"/>
+            </w:pPr>
+            <w:r>
+              <w:rPr>
+                <w:sz w:val="20"/>
+              </w:rPr>
+              <w:t>251</w:t>
+            </w:r>
+          </w:p>
+        </w:tc>
       </w:tr>
       <w:tr>
         <w:tc>
           <w:tcPr>
-            <w:tcW w:type="dxa" w:w="1728"/>
+            <w:tcW w:type="dxa" w:w="1440"/>
           </w:tcPr>
           <w:p>
             <w:pPr>
@@ -605,7 +710,7 @@
         </w:tc>
         <w:tc>
           <w:tcPr>
-            <w:tcW w:type="dxa" w:w="1728"/>
+            <w:tcW w:type="dxa" w:w="1440"/>
           </w:tcPr>
           <w:p>
             <w:pPr>
@@ -621,7 +726,7 @@
         </w:tc>
         <w:tc>
           <w:tcPr>
-            <w:tcW w:type="dxa" w:w="1728"/>
+            <w:tcW w:type="dxa" w:w="1440"/>
           </w:tcPr>
           <w:p>
             <w:pPr>
@@ -637,7 +742,7 @@
         </w:tc>
         <w:tc>
           <w:tcPr>
-            <w:tcW w:type="dxa" w:w="1728"/>
+            <w:tcW w:type="dxa" w:w="1440"/>
           </w:tcPr>
           <w:p>
             <w:pPr>
@@ -653,7 +758,7 @@
         </w:tc>
         <w:tc>
           <w:tcPr>
-            <w:tcW w:type="dxa" w:w="1728"/>
+            <w:tcW w:type="dxa" w:w="1440"/>
           </w:tcPr>
           <w:p>
             <w:pPr>
@@ -667,11 +772,27 @@
             </w:r>
           </w:p>
         </w:tc>
+        <w:tc>
+          <w:tcPr>
+            <w:tcW w:type="dxa" w:w="1440"/>
+          </w:tcPr>
+          <w:p>
+            <w:pPr>
+              <w:jc w:val="center"/>
+            </w:pPr>
+            <w:r>
+              <w:rPr>
+                <w:sz w:val="20"/>
+              </w:rPr>
+              <w:t>194</w:t>
+            </w:r>
+          </w:p>
+        </w:tc>
       </w:tr>
       <w:tr>
         <w:tc>
           <w:tcPr>
-            <w:tcW w:type="dxa" w:w="1728"/>
+            <w:tcW w:type="dxa" w:w="1440"/>
           </w:tcPr>
           <w:p>
             <w:pPr>
@@ -687,7 +808,7 @@
         </w:tc>
         <w:tc>
           <w:tcPr>
-            <w:tcW w:type="dxa" w:w="1728"/>
+            <w:tcW w:type="dxa" w:w="1440"/>
           </w:tcPr>
           <w:p>
             <w:pPr>
@@ -703,7 +824,7 @@
         </w:tc>
         <w:tc>
           <w:tcPr>
-            <w:tcW w:type="dxa" w:w="1728"/>
+            <w:tcW w:type="dxa" w:w="1440"/>
           </w:tcPr>
           <w:p>
             <w:pPr>
@@ -719,7 +840,7 @@
         </w:tc>
         <w:tc>
           <w:tcPr>
-            <w:tcW w:type="dxa" w:w="1728"/>
+            <w:tcW w:type="dxa" w:w="1440"/>
           </w:tcPr>
           <w:p>
             <w:pPr>
@@ -735,7 +856,7 @@
         </w:tc>
         <w:tc>
           <w:tcPr>
-            <w:tcW w:type="dxa" w:w="1728"/>
+            <w:tcW w:type="dxa" w:w="1440"/>
           </w:tcPr>
           <w:p>
             <w:pPr>
@@ -749,11 +870,27 @@
             </w:r>
           </w:p>
         </w:tc>
+        <w:tc>
+          <w:tcPr>
+            <w:tcW w:type="dxa" w:w="1440"/>
+          </w:tcPr>
+          <w:p>
+            <w:pPr>
+              <w:jc w:val="center"/>
+            </w:pPr>
+            <w:r>
+              <w:rPr>
+                <w:sz w:val="20"/>
+              </w:rPr>
+              <w:t>309</w:t>
+            </w:r>
+          </w:p>
+        </w:tc>
       </w:tr>
       <w:tr>
         <w:tc>
           <w:tcPr>
-            <w:tcW w:type="dxa" w:w="1728"/>
+            <w:tcW w:type="dxa" w:w="1440"/>
           </w:tcPr>
           <w:p>
             <w:pPr>
@@ -769,7 +906,7 @@
         </w:tc>
         <w:tc>
           <w:tcPr>
-            <w:tcW w:type="dxa" w:w="1728"/>
+            <w:tcW w:type="dxa" w:w="1440"/>
           </w:tcPr>
           <w:p>
             <w:pPr>
@@ -785,7 +922,7 @@
         </w:tc>
         <w:tc>
           <w:tcPr>
-            <w:tcW w:type="dxa" w:w="1728"/>
+            <w:tcW w:type="dxa" w:w="1440"/>
           </w:tcPr>
           <w:p>
             <w:pPr>
@@ -801,7 +938,7 @@
         </w:tc>
         <w:tc>
           <w:tcPr>
-            <w:tcW w:type="dxa" w:w="1728"/>
+            <w:tcW w:type="dxa" w:w="1440"/>
           </w:tcPr>
           <w:p>
             <w:pPr>
@@ -817,7 +954,7 @@
         </w:tc>
         <w:tc>
           <w:tcPr>
-            <w:tcW w:type="dxa" w:w="1728"/>
+            <w:tcW w:type="dxa" w:w="1440"/>
           </w:tcPr>
           <w:p>
             <w:pPr>
@@ -831,11 +968,27 @@
             </w:r>
           </w:p>
         </w:tc>
+        <w:tc>
+          <w:tcPr>
+            <w:tcW w:type="dxa" w:w="1440"/>
+          </w:tcPr>
+          <w:p>
+            <w:pPr>
+              <w:jc w:val="center"/>
+            </w:pPr>
+            <w:r>
+              <w:rPr>
+                <w:sz w:val="20"/>
+              </w:rPr>
+              <w:t>282</w:t>
+            </w:r>
+          </w:p>
+        </w:tc>
       </w:tr>
       <w:tr>
         <w:tc>
           <w:tcPr>
-            <w:tcW w:type="dxa" w:w="1728"/>
+            <w:tcW w:type="dxa" w:w="1440"/>
           </w:tcPr>
           <w:p>
             <w:pPr>
@@ -851,7 +1004,7 @@
         </w:tc>
         <w:tc>
           <w:tcPr>
-            <w:tcW w:type="dxa" w:w="1728"/>
+            <w:tcW w:type="dxa" w:w="1440"/>
           </w:tcPr>
           <w:p>
             <w:pPr>
@@ -867,7 +1020,7 @@
         </w:tc>
         <w:tc>
           <w:tcPr>
-            <w:tcW w:type="dxa" w:w="1728"/>
+            <w:tcW w:type="dxa" w:w="1440"/>
           </w:tcPr>
           <w:p>
             <w:pPr>
@@ -883,7 +1036,7 @@
         </w:tc>
         <w:tc>
           <w:tcPr>
-            <w:tcW w:type="dxa" w:w="1728"/>
+            <w:tcW w:type="dxa" w:w="1440"/>
           </w:tcPr>
           <w:p>
             <w:pPr>
@@ -899,7 +1052,7 @@
         </w:tc>
         <w:tc>
           <w:tcPr>
-            <w:tcW w:type="dxa" w:w="1728"/>
+            <w:tcW w:type="dxa" w:w="1440"/>
           </w:tcPr>
           <w:p>
             <w:pPr>
@@ -913,11 +1066,27 @@
             </w:r>
           </w:p>
         </w:tc>
+        <w:tc>
+          <w:tcPr>
+            <w:tcW w:type="dxa" w:w="1440"/>
+          </w:tcPr>
+          <w:p>
+            <w:pPr>
+              <w:jc w:val="center"/>
+            </w:pPr>
+            <w:r>
+              <w:rPr>
+                <w:sz w:val="20"/>
+              </w:rPr>
+              <w:t>207</w:t>
+            </w:r>
+          </w:p>
+        </w:tc>
       </w:tr>
       <w:tr>
         <w:tc>
           <w:tcPr>
-            <w:tcW w:type="dxa" w:w="1728"/>
+            <w:tcW w:type="dxa" w:w="1440"/>
           </w:tcPr>
           <w:p>
             <w:pPr>
@@ -933,7 +1102,7 @@
         </w:tc>
         <w:tc>
           <w:tcPr>
-            <w:tcW w:type="dxa" w:w="1728"/>
+            <w:tcW w:type="dxa" w:w="1440"/>
           </w:tcPr>
           <w:p>
             <w:pPr>
@@ -949,7 +1118,7 @@
         </w:tc>
         <w:tc>
           <w:tcPr>
-            <w:tcW w:type="dxa" w:w="1728"/>
+            <w:tcW w:type="dxa" w:w="1440"/>
           </w:tcPr>
           <w:p>
             <w:pPr>
@@ -965,7 +1134,7 @@
         </w:tc>
         <w:tc>
           <w:tcPr>
-            <w:tcW w:type="dxa" w:w="1728"/>
+            <w:tcW w:type="dxa" w:w="1440"/>
           </w:tcPr>
           <w:p>
             <w:pPr>
@@ -981,7 +1150,7 @@
         </w:tc>
         <w:tc>
           <w:tcPr>
-            <w:tcW w:type="dxa" w:w="1728"/>
+            <w:tcW w:type="dxa" w:w="1440"/>
           </w:tcPr>
           <w:p>
             <w:pPr>
@@ -995,11 +1164,27 @@
             </w:r>
           </w:p>
         </w:tc>
+        <w:tc>
+          <w:tcPr>
+            <w:tcW w:type="dxa" w:w="1440"/>
+          </w:tcPr>
+          <w:p>
+            <w:pPr>
+              <w:jc w:val="center"/>
+            </w:pPr>
+            <w:r>
+              <w:rPr>
+                <w:sz w:val="20"/>
+              </w:rPr>
+              <w:t>386</w:t>
+            </w:r>
+          </w:p>
+        </w:tc>
       </w:tr>
       <w:tr>
         <w:tc>
           <w:tcPr>
-            <w:tcW w:type="dxa" w:w="1728"/>
+            <w:tcW w:type="dxa" w:w="1440"/>
           </w:tcPr>
           <w:p>
             <w:pPr>
@@ -1015,7 +1200,7 @@
         </w:tc>
         <w:tc>
           <w:tcPr>
-            <w:tcW w:type="dxa" w:w="1728"/>
+            <w:tcW w:type="dxa" w:w="1440"/>
           </w:tcPr>
           <w:p>
             <w:pPr>
@@ -1031,7 +1216,7 @@
         </w:tc>
         <w:tc>
           <w:tcPr>
-            <w:tcW w:type="dxa" w:w="1728"/>
+            <w:tcW w:type="dxa" w:w="1440"/>
           </w:tcPr>
           <w:p>
             <w:pPr>
@@ -1047,7 +1232,7 @@
         </w:tc>
         <w:tc>
           <w:tcPr>
-            <w:tcW w:type="dxa" w:w="1728"/>
+            <w:tcW w:type="dxa" w:w="1440"/>
           </w:tcPr>
           <w:p>
             <w:pPr>
@@ -1063,7 +1248,7 @@
         </w:tc>
         <w:tc>
           <w:tcPr>
-            <w:tcW w:type="dxa" w:w="1728"/>
+            <w:tcW w:type="dxa" w:w="1440"/>
           </w:tcPr>
           <w:p>
             <w:pPr>
@@ -1077,11 +1262,27 @@
             </w:r>
           </w:p>
         </w:tc>
+        <w:tc>
+          <w:tcPr>
+            <w:tcW w:type="dxa" w:w="1440"/>
+          </w:tcPr>
+          <w:p>
+            <w:pPr>
+              <w:jc w:val="center"/>
+            </w:pPr>
+            <w:r>
+              <w:rPr>
+                <w:sz w:val="20"/>
+              </w:rPr>
+              <w:t>422</w:t>
+            </w:r>
+          </w:p>
+        </w:tc>
       </w:tr>
       <w:tr>
         <w:tc>
           <w:tcPr>
-            <w:tcW w:type="dxa" w:w="1728"/>
+            <w:tcW w:type="dxa" w:w="1440"/>
           </w:tcPr>
           <w:p>
             <w:pPr>
@@ -1097,7 +1298,7 @@
         </w:tc>
         <w:tc>
           <w:tcPr>
-            <w:tcW w:type="dxa" w:w="1728"/>
+            <w:tcW w:type="dxa" w:w="1440"/>
           </w:tcPr>
           <w:p>
             <w:pPr>
@@ -1113,7 +1314,7 @@
         </w:tc>
         <w:tc>
           <w:tcPr>
-            <w:tcW w:type="dxa" w:w="1728"/>
+            <w:tcW w:type="dxa" w:w="1440"/>
           </w:tcPr>
           <w:p>
             <w:pPr>
@@ -1129,7 +1330,7 @@
         </w:tc>
         <w:tc>
           <w:tcPr>
-            <w:tcW w:type="dxa" w:w="1728"/>
+            <w:tcW w:type="dxa" w:w="1440"/>
           </w:tcPr>
           <w:p>
             <w:pPr>
@@ -1145,7 +1346,7 @@
         </w:tc>
         <w:tc>
           <w:tcPr>
-            <w:tcW w:type="dxa" w:w="1728"/>
+            <w:tcW w:type="dxa" w:w="1440"/>
           </w:tcPr>
           <w:p>
             <w:pPr>
@@ -1159,11 +1360,27 @@
             </w:r>
           </w:p>
         </w:tc>
+        <w:tc>
+          <w:tcPr>
+            <w:tcW w:type="dxa" w:w="1440"/>
+          </w:tcPr>
+          <w:p>
+            <w:pPr>
+              <w:jc w:val="center"/>
+            </w:pPr>
+            <w:r>
+              <w:rPr>
+                <w:sz w:val="20"/>
+              </w:rPr>
+              <w:t>367</w:t>
+            </w:r>
+          </w:p>
+        </w:tc>
       </w:tr>
       <w:tr>
         <w:tc>
           <w:tcPr>
-            <w:tcW w:type="dxa" w:w="1728"/>
+            <w:tcW w:type="dxa" w:w="1440"/>
           </w:tcPr>
           <w:p>
             <w:pPr>
@@ -1179,7 +1396,7 @@
         </w:tc>
         <w:tc>
           <w:tcPr>
-            <w:tcW w:type="dxa" w:w="1728"/>
+            <w:tcW w:type="dxa" w:w="1440"/>
           </w:tcPr>
           <w:p>
             <w:pPr>
@@ -1195,7 +1412,7 @@
         </w:tc>
         <w:tc>
           <w:tcPr>
-            <w:tcW w:type="dxa" w:w="1728"/>
+            <w:tcW w:type="dxa" w:w="1440"/>
           </w:tcPr>
           <w:p>
             <w:pPr>
@@ -1211,7 +1428,7 @@
         </w:tc>
         <w:tc>
           <w:tcPr>
-            <w:tcW w:type="dxa" w:w="1728"/>
+            <w:tcW w:type="dxa" w:w="1440"/>
           </w:tcPr>
           <w:p>
             <w:pPr>
@@ -1227,7 +1444,7 @@
         </w:tc>
         <w:tc>
           <w:tcPr>
-            <w:tcW w:type="dxa" w:w="1728"/>
+            <w:tcW w:type="dxa" w:w="1440"/>
           </w:tcPr>
           <w:p>
             <w:pPr>
@@ -1241,11 +1458,27 @@
             </w:r>
           </w:p>
         </w:tc>
+        <w:tc>
+          <w:tcPr>
+            <w:tcW w:type="dxa" w:w="1440"/>
+          </w:tcPr>
+          <w:p>
+            <w:pPr>
+              <w:jc w:val="center"/>
+            </w:pPr>
+            <w:r>
+              <w:rPr>
+                <w:sz w:val="20"/>
+              </w:rPr>
+              <w:t>335</w:t>
+            </w:r>
+          </w:p>
+        </w:tc>
       </w:tr>
       <w:tr>
         <w:tc>
           <w:tcPr>
-            <w:tcW w:type="dxa" w:w="1728"/>
+            <w:tcW w:type="dxa" w:w="1440"/>
           </w:tcPr>
           <w:p>
             <w:pPr>
@@ -1261,7 +1494,7 @@
         </w:tc>
         <w:tc>
           <w:tcPr>
-            <w:tcW w:type="dxa" w:w="1728"/>
+            <w:tcW w:type="dxa" w:w="1440"/>
           </w:tcPr>
           <w:p>
             <w:pPr>
@@ -1277,7 +1510,7 @@
         </w:tc>
         <w:tc>
           <w:tcPr>
-            <w:tcW w:type="dxa" w:w="1728"/>
+            <w:tcW w:type="dxa" w:w="1440"/>
           </w:tcPr>
           <w:p>
             <w:pPr>
@@ -1293,7 +1526,7 @@
         </w:tc>
         <w:tc>
           <w:tcPr>
-            <w:tcW w:type="dxa" w:w="1728"/>
+            <w:tcW w:type="dxa" w:w="1440"/>
           </w:tcPr>
           <w:p>
             <w:pPr>
@@ -1309,7 +1542,7 @@
         </w:tc>
         <w:tc>
           <w:tcPr>
-            <w:tcW w:type="dxa" w:w="1728"/>
+            <w:tcW w:type="dxa" w:w="1440"/>
           </w:tcPr>
           <w:p>
             <w:pPr>
@@ -1323,11 +1556,27 @@
             </w:r>
           </w:p>
         </w:tc>
+        <w:tc>
+          <w:tcPr>
+            <w:tcW w:type="dxa" w:w="1440"/>
+          </w:tcPr>
+          <w:p>
+            <w:pPr>
+              <w:jc w:val="center"/>
+            </w:pPr>
+            <w:r>
+              <w:rPr>
+                <w:sz w:val="20"/>
+              </w:rPr>
+              <w:t>217</w:t>
+            </w:r>
+          </w:p>
+        </w:tc>
       </w:tr>
       <w:tr>
         <w:tc>
           <w:tcPr>
-            <w:tcW w:type="dxa" w:w="1728"/>
+            <w:tcW w:type="dxa" w:w="1440"/>
           </w:tcPr>
           <w:p>
             <w:pPr>
@@ -1343,7 +1592,7 @@
         </w:tc>
         <w:tc>
           <w:tcPr>
-            <w:tcW w:type="dxa" w:w="1728"/>
+            <w:tcW w:type="dxa" w:w="1440"/>
           </w:tcPr>
           <w:p>
             <w:pPr>
@@ -1359,7 +1608,7 @@
         </w:tc>
         <w:tc>
           <w:tcPr>
-            <w:tcW w:type="dxa" w:w="1728"/>
+            <w:tcW w:type="dxa" w:w="1440"/>
           </w:tcPr>
           <w:p>
             <w:pPr>
@@ -1375,7 +1624,7 @@
         </w:tc>
         <w:tc>
           <w:tcPr>
-            <w:tcW w:type="dxa" w:w="1728"/>
+            <w:tcW w:type="dxa" w:w="1440"/>
           </w:tcPr>
           <w:p>
             <w:pPr>
@@ -1391,7 +1640,7 @@
         </w:tc>
         <w:tc>
           <w:tcPr>
-            <w:tcW w:type="dxa" w:w="1728"/>
+            <w:tcW w:type="dxa" w:w="1440"/>
           </w:tcPr>
           <w:p>
             <w:pPr>
@@ -1405,11 +1654,27 @@
             </w:r>
           </w:p>
         </w:tc>
+        <w:tc>
+          <w:tcPr>
+            <w:tcW w:type="dxa" w:w="1440"/>
+          </w:tcPr>
+          <w:p>
+            <w:pPr>
+              <w:jc w:val="center"/>
+            </w:pPr>
+            <w:r>
+              <w:rPr>
+                <w:sz w:val="20"/>
+              </w:rPr>
+              <w:t>345</w:t>
+            </w:r>
+          </w:p>
+        </w:tc>
       </w:tr>
       <w:tr>
         <w:tc>
           <w:tcPr>
-            <w:tcW w:type="dxa" w:w="1728"/>
+            <w:tcW w:type="dxa" w:w="1440"/>
           </w:tcPr>
           <w:p>
             <w:pPr>
@@ -1425,7 +1690,7 @@
         </w:tc>
         <w:tc>
           <w:tcPr>
-            <w:tcW w:type="dxa" w:w="1728"/>
+            <w:tcW w:type="dxa" w:w="1440"/>
           </w:tcPr>
           <w:p>
             <w:pPr>
@@ -1441,7 +1706,7 @@
         </w:tc>
         <w:tc>
           <w:tcPr>
-            <w:tcW w:type="dxa" w:w="1728"/>
+            <w:tcW w:type="dxa" w:w="1440"/>
           </w:tcPr>
           <w:p>
             <w:pPr>
@@ -1457,7 +1722,7 @@
         </w:tc>
         <w:tc>
           <w:tcPr>
-            <w:tcW w:type="dxa" w:w="1728"/>
+            <w:tcW w:type="dxa" w:w="1440"/>
           </w:tcPr>
           <w:p>
             <w:pPr>
@@ -1473,7 +1738,7 @@
         </w:tc>
         <w:tc>
           <w:tcPr>
-            <w:tcW w:type="dxa" w:w="1728"/>
+            <w:tcW w:type="dxa" w:w="1440"/>
           </w:tcPr>
           <w:p>
             <w:pPr>
@@ -1487,11 +1752,27 @@
             </w:r>
           </w:p>
         </w:tc>
+        <w:tc>
+          <w:tcPr>
+            <w:tcW w:type="dxa" w:w="1440"/>
+          </w:tcPr>
+          <w:p>
+            <w:pPr>
+              <w:jc w:val="center"/>
+            </w:pPr>
+            <w:r>
+              <w:rPr>
+                <w:sz w:val="20"/>
+              </w:rPr>
+              <w:t>341</w:t>
+            </w:r>
+          </w:p>
+        </w:tc>
       </w:tr>
       <w:tr>
         <w:tc>
           <w:tcPr>
-            <w:tcW w:type="dxa" w:w="1728"/>
+            <w:tcW w:type="dxa" w:w="1440"/>
           </w:tcPr>
           <w:p>
             <w:pPr>
@@ -1507,7 +1788,7 @@
         </w:tc>
         <w:tc>
           <w:tcPr>
-            <w:tcW w:type="dxa" w:w="1728"/>
+            <w:tcW w:type="dxa" w:w="1440"/>
           </w:tcPr>
           <w:p>
             <w:pPr>
@@ -1523,7 +1804,7 @@
         </w:tc>
         <w:tc>
           <w:tcPr>
-            <w:tcW w:type="dxa" w:w="1728"/>
+            <w:tcW w:type="dxa" w:w="1440"/>
           </w:tcPr>
           <w:p>
             <w:pPr>
@@ -1539,7 +1820,7 @@
         </w:tc>
         <w:tc>
           <w:tcPr>
-            <w:tcW w:type="dxa" w:w="1728"/>
+            <w:tcW w:type="dxa" w:w="1440"/>
           </w:tcPr>
           <w:p>
             <w:pPr>
@@ -1555,7 +1836,7 @@
         </w:tc>
         <w:tc>
           <w:tcPr>
-            <w:tcW w:type="dxa" w:w="1728"/>
+            <w:tcW w:type="dxa" w:w="1440"/>
           </w:tcPr>
           <w:p>
             <w:pPr>
@@ -1569,11 +1850,27 @@
             </w:r>
           </w:p>
         </w:tc>
+        <w:tc>
+          <w:tcPr>
+            <w:tcW w:type="dxa" w:w="1440"/>
+          </w:tcPr>
+          <w:p>
+            <w:pPr>
+              <w:jc w:val="center"/>
+            </w:pPr>
+            <w:r>
+              <w:rPr>
+                <w:sz w:val="20"/>
+              </w:rPr>
+              <w:t>266</w:t>
+            </w:r>
+          </w:p>
+        </w:tc>
       </w:tr>
       <w:tr>
         <w:tc>
           <w:tcPr>
-            <w:tcW w:type="dxa" w:w="1728"/>
+            <w:tcW w:type="dxa" w:w="1440"/>
           </w:tcPr>
           <w:p>
             <w:pPr>
@@ -1589,7 +1886,7 @@
         </w:tc>
         <w:tc>
           <w:tcPr>
-            <w:tcW w:type="dxa" w:w="1728"/>
+            <w:tcW w:type="dxa" w:w="1440"/>
           </w:tcPr>
           <w:p>
             <w:pPr>
@@ -1605,7 +1902,7 @@
         </w:tc>
         <w:tc>
           <w:tcPr>
-            <w:tcW w:type="dxa" w:w="1728"/>
+            <w:tcW w:type="dxa" w:w="1440"/>
           </w:tcPr>
           <w:p>
             <w:pPr>
@@ -1621,7 +1918,7 @@
         </w:tc>
         <w:tc>
           <w:tcPr>
-            <w:tcW w:type="dxa" w:w="1728"/>
+            <w:tcW w:type="dxa" w:w="1440"/>
           </w:tcPr>
           <w:p>
             <w:pPr>
@@ -1637,7 +1934,7 @@
         </w:tc>
         <w:tc>
           <w:tcPr>
-            <w:tcW w:type="dxa" w:w="1728"/>
+            <w:tcW w:type="dxa" w:w="1440"/>
           </w:tcPr>
           <w:p>
             <w:pPr>
@@ -1651,11 +1948,27 @@
             </w:r>
           </w:p>
         </w:tc>
+        <w:tc>
+          <w:tcPr>
+            <w:tcW w:type="dxa" w:w="1440"/>
+          </w:tcPr>
+          <w:p>
+            <w:pPr>
+              <w:jc w:val="center"/>
+            </w:pPr>
+            <w:r>
+              <w:rPr>
+                <w:sz w:val="20"/>
+              </w:rPr>
+              <w:t>225</w:t>
+            </w:r>
+          </w:p>
+        </w:tc>
       </w:tr>
       <w:tr>
         <w:tc>
           <w:tcPr>
-            <w:tcW w:type="dxa" w:w="1728"/>
+            <w:tcW w:type="dxa" w:w="1440"/>
           </w:tcPr>
           <w:p>
             <w:pPr>
@@ -1671,7 +1984,7 @@
         </w:tc>
         <w:tc>
           <w:tcPr>
-            <w:tcW w:type="dxa" w:w="1728"/>
+            <w:tcW w:type="dxa" w:w="1440"/>
           </w:tcPr>
           <w:p>
             <w:pPr>
@@ -1687,7 +2000,7 @@
         </w:tc>
         <w:tc>
           <w:tcPr>
-            <w:tcW w:type="dxa" w:w="1728"/>
+            <w:tcW w:type="dxa" w:w="1440"/>
           </w:tcPr>
           <w:p>
             <w:pPr>
@@ -1703,7 +2016,7 @@
         </w:tc>
         <w:tc>
           <w:tcPr>
-            <w:tcW w:type="dxa" w:w="1728"/>
+            <w:tcW w:type="dxa" w:w="1440"/>
           </w:tcPr>
           <w:p>
             <w:pPr>
@@ -1719,7 +2032,7 @@
         </w:tc>
         <w:tc>
           <w:tcPr>
-            <w:tcW w:type="dxa" w:w="1728"/>
+            <w:tcW w:type="dxa" w:w="1440"/>
           </w:tcPr>
           <w:p>
             <w:pPr>
@@ -1733,11 +2046,27 @@
             </w:r>
           </w:p>
         </w:tc>
+        <w:tc>
+          <w:tcPr>
+            <w:tcW w:type="dxa" w:w="1440"/>
+          </w:tcPr>
+          <w:p>
+            <w:pPr>
+              <w:jc w:val="center"/>
+            </w:pPr>
+            <w:r>
+              <w:rPr>
+                <w:sz w:val="20"/>
+              </w:rPr>
+              <w:t>405</w:t>
+            </w:r>
+          </w:p>
+        </w:tc>
       </w:tr>
       <w:tr>
         <w:tc>
           <w:tcPr>
-            <w:tcW w:type="dxa" w:w="1728"/>
+            <w:tcW w:type="dxa" w:w="1440"/>
           </w:tcPr>
           <w:p>
             <w:pPr>
@@ -1753,7 +2082,7 @@
         </w:tc>
         <w:tc>
           <w:tcPr>
-            <w:tcW w:type="dxa" w:w="1728"/>
+            <w:tcW w:type="dxa" w:w="1440"/>
           </w:tcPr>
           <w:p>
             <w:pPr>
@@ -1769,7 +2098,7 @@
         </w:tc>
         <w:tc>
           <w:tcPr>
-            <w:tcW w:type="dxa" w:w="1728"/>
+            <w:tcW w:type="dxa" w:w="1440"/>
           </w:tcPr>
           <w:p>
             <w:pPr>
@@ -1785,7 +2114,7 @@
         </w:tc>
         <w:tc>
           <w:tcPr>
-            <w:tcW w:type="dxa" w:w="1728"/>
+            <w:tcW w:type="dxa" w:w="1440"/>
           </w:tcPr>
           <w:p>
             <w:pPr>
@@ -1801,7 +2130,7 @@
         </w:tc>
         <w:tc>
           <w:tcPr>
-            <w:tcW w:type="dxa" w:w="1728"/>
+            <w:tcW w:type="dxa" w:w="1440"/>
           </w:tcPr>
           <w:p>
             <w:pPr>
@@ -1815,11 +2144,27 @@
             </w:r>
           </w:p>
         </w:tc>
+        <w:tc>
+          <w:tcPr>
+            <w:tcW w:type="dxa" w:w="1440"/>
+          </w:tcPr>
+          <w:p>
+            <w:pPr>
+              <w:jc w:val="center"/>
+            </w:pPr>
+            <w:r>
+              <w:rPr>
+                <w:sz w:val="20"/>
+              </w:rPr>
+              <w:t>367</w:t>
+            </w:r>
+          </w:p>
+        </w:tc>
       </w:tr>
       <w:tr>
         <w:tc>
           <w:tcPr>
-            <w:tcW w:type="dxa" w:w="1728"/>
+            <w:tcW w:type="dxa" w:w="1440"/>
           </w:tcPr>
           <w:p>
             <w:pPr>
@@ -1835,7 +2180,7 @@
         </w:tc>
         <w:tc>
           <w:tcPr>
-            <w:tcW w:type="dxa" w:w="1728"/>
+            <w:tcW w:type="dxa" w:w="1440"/>
           </w:tcPr>
           <w:p>
             <w:pPr>
@@ -1851,7 +2196,7 @@
         </w:tc>
         <w:tc>
           <w:tcPr>
-            <w:tcW w:type="dxa" w:w="1728"/>
+            <w:tcW w:type="dxa" w:w="1440"/>
           </w:tcPr>
           <w:p>
             <w:pPr>
@@ -1867,7 +2212,7 @@
         </w:tc>
         <w:tc>
           <w:tcPr>
-            <w:tcW w:type="dxa" w:w="1728"/>
+            <w:tcW w:type="dxa" w:w="1440"/>
           </w:tcPr>
           <w:p>
             <w:pPr>
@@ -1883,7 +2228,7 @@
         </w:tc>
         <w:tc>
           <w:tcPr>
-            <w:tcW w:type="dxa" w:w="1728"/>
+            <w:tcW w:type="dxa" w:w="1440"/>
           </w:tcPr>
           <w:p>
             <w:pPr>
@@ -1897,11 +2242,27 @@
             </w:r>
           </w:p>
         </w:tc>
+        <w:tc>
+          <w:tcPr>
+            <w:tcW w:type="dxa" w:w="1440"/>
+          </w:tcPr>
+          <w:p>
+            <w:pPr>
+              <w:jc w:val="center"/>
+            </w:pPr>
+            <w:r>
+              <w:rPr>
+                <w:sz w:val="20"/>
+              </w:rPr>
+              <w:t>305</w:t>
+            </w:r>
+          </w:p>
+        </w:tc>
       </w:tr>
       <w:tr>
         <w:tc>
           <w:tcPr>
-            <w:tcW w:type="dxa" w:w="1728"/>
+            <w:tcW w:type="dxa" w:w="1440"/>
           </w:tcPr>
           <w:p>
             <w:pPr>
@@ -1917,7 +2278,7 @@
         </w:tc>
         <w:tc>
           <w:tcPr>
-            <w:tcW w:type="dxa" w:w="1728"/>
+            <w:tcW w:type="dxa" w:w="1440"/>
           </w:tcPr>
           <w:p>
             <w:pPr>
@@ -1933,7 +2294,7 @@
         </w:tc>
         <w:tc>
           <w:tcPr>
-            <w:tcW w:type="dxa" w:w="1728"/>
+            <w:tcW w:type="dxa" w:w="1440"/>
           </w:tcPr>
           <w:p>
             <w:pPr>
@@ -1949,7 +2310,7 @@
         </w:tc>
         <w:tc>
           <w:tcPr>
-            <w:tcW w:type="dxa" w:w="1728"/>
+            <w:tcW w:type="dxa" w:w="1440"/>
           </w:tcPr>
           <w:p>
             <w:pPr>
@@ -1965,7 +2326,7 @@
         </w:tc>
         <w:tc>
           <w:tcPr>
-            <w:tcW w:type="dxa" w:w="1728"/>
+            <w:tcW w:type="dxa" w:w="1440"/>
           </w:tcPr>
           <w:p>
             <w:pPr>
@@ -1979,11 +2340,27 @@
             </w:r>
           </w:p>
         </w:tc>
+        <w:tc>
+          <w:tcPr>
+            <w:tcW w:type="dxa" w:w="1440"/>
+          </w:tcPr>
+          <w:p>
+            <w:pPr>
+              <w:jc w:val="center"/>
+            </w:pPr>
+            <w:r>
+              <w:rPr>
+                <w:sz w:val="20"/>
+              </w:rPr>
+              <w:t>364</w:t>
+            </w:r>
+          </w:p>
+        </w:tc>
       </w:tr>
       <w:tr>
         <w:tc>
           <w:tcPr>
-            <w:tcW w:type="dxa" w:w="1728"/>
+            <w:tcW w:type="dxa" w:w="1440"/>
           </w:tcPr>
           <w:p>
             <w:pPr>
@@ -1999,7 +2376,7 @@
         </w:tc>
         <w:tc>
           <w:tcPr>
-            <w:tcW w:type="dxa" w:w="1728"/>
+            <w:tcW w:type="dxa" w:w="1440"/>
           </w:tcPr>
           <w:p>
             <w:pPr>
@@ -2015,7 +2392,7 @@
         </w:tc>
         <w:tc>
           <w:tcPr>
-            <w:tcW w:type="dxa" w:w="1728"/>
+            <w:tcW w:type="dxa" w:w="1440"/>
           </w:tcPr>
           <w:p>
             <w:pPr>
@@ -2031,7 +2408,7 @@
         </w:tc>
         <w:tc>
           <w:tcPr>
-            <w:tcW w:type="dxa" w:w="1728"/>
+            <w:tcW w:type="dxa" w:w="1440"/>
           </w:tcPr>
           <w:p>
             <w:pPr>
@@ -2047,7 +2424,7 @@
         </w:tc>
         <w:tc>
           <w:tcPr>
-            <w:tcW w:type="dxa" w:w="1728"/>
+            <w:tcW w:type="dxa" w:w="1440"/>
           </w:tcPr>
           <w:p>
             <w:pPr>
@@ -2061,11 +2438,27 @@
             </w:r>
           </w:p>
         </w:tc>
+        <w:tc>
+          <w:tcPr>
+            <w:tcW w:type="dxa" w:w="1440"/>
+          </w:tcPr>
+          <w:p>
+            <w:pPr>
+              <w:jc w:val="center"/>
+            </w:pPr>
+            <w:r>
+              <w:rPr>
+                <w:sz w:val="20"/>
+              </w:rPr>
+              <w:t>200</w:t>
+            </w:r>
+          </w:p>
+        </w:tc>
       </w:tr>
       <w:tr>
         <w:tc>
           <w:tcPr>
-            <w:tcW w:type="dxa" w:w="1728"/>
+            <w:tcW w:type="dxa" w:w="1440"/>
           </w:tcPr>
           <w:p>
             <w:pPr>
@@ -2081,7 +2474,7 @@
         </w:tc>
         <w:tc>
           <w:tcPr>
-            <w:tcW w:type="dxa" w:w="1728"/>
+            <w:tcW w:type="dxa" w:w="1440"/>
           </w:tcPr>
           <w:p>
             <w:pPr>
@@ -2097,7 +2490,7 @@
         </w:tc>
         <w:tc>
           <w:tcPr>
-            <w:tcW w:type="dxa" w:w="1728"/>
+            <w:tcW w:type="dxa" w:w="1440"/>
           </w:tcPr>
           <w:p>
             <w:pPr>
@@ -2113,7 +2506,7 @@
         </w:tc>
         <w:tc>
           <w:tcPr>
-            <w:tcW w:type="dxa" w:w="1728"/>
+            <w:tcW w:type="dxa" w:w="1440"/>
           </w:tcPr>
           <w:p>
             <w:pPr>
@@ -2129,7 +2522,7 @@
         </w:tc>
         <w:tc>
           <w:tcPr>
-            <w:tcW w:type="dxa" w:w="1728"/>
+            <w:tcW w:type="dxa" w:w="1440"/>
           </w:tcPr>
           <w:p>
             <w:pPr>
@@ -2143,11 +2536,27 @@
             </w:r>
           </w:p>
         </w:tc>
+        <w:tc>
+          <w:tcPr>
+            <w:tcW w:type="dxa" w:w="1440"/>
+          </w:tcPr>
+          <w:p>
+            <w:pPr>
+              <w:jc w:val="center"/>
+            </w:pPr>
+            <w:r>
+              <w:rPr>
+                <w:sz w:val="20"/>
+              </w:rPr>
+              <w:t>169</w:t>
+            </w:r>
+          </w:p>
+        </w:tc>
       </w:tr>
       <w:tr>
         <w:tc>
           <w:tcPr>
-            <w:tcW w:type="dxa" w:w="1728"/>
+            <w:tcW w:type="dxa" w:w="1440"/>
           </w:tcPr>
           <w:p>
             <w:pPr>
@@ -2163,7 +2572,7 @@
         </w:tc>
         <w:tc>
           <w:tcPr>
-            <w:tcW w:type="dxa" w:w="1728"/>
+            <w:tcW w:type="dxa" w:w="1440"/>
           </w:tcPr>
           <w:p>
             <w:pPr>
@@ -2179,7 +2588,7 @@
         </w:tc>
         <w:tc>
           <w:tcPr>
-            <w:tcW w:type="dxa" w:w="1728"/>
+            <w:tcW w:type="dxa" w:w="1440"/>
           </w:tcPr>
           <w:p>
             <w:pPr>
@@ -2195,7 +2604,7 @@
         </w:tc>
         <w:tc>
           <w:tcPr>
-            <w:tcW w:type="dxa" w:w="1728"/>
+            <w:tcW w:type="dxa" w:w="1440"/>
           </w:tcPr>
           <w:p>
             <w:pPr>
@@ -2211,7 +2620,7 @@
         </w:tc>
         <w:tc>
           <w:tcPr>
-            <w:tcW w:type="dxa" w:w="1728"/>
+            <w:tcW w:type="dxa" w:w="1440"/>
           </w:tcPr>
           <w:p>
             <w:pPr>
@@ -2225,11 +2634,27 @@
             </w:r>
           </w:p>
         </w:tc>
+        <w:tc>
+          <w:tcPr>
+            <w:tcW w:type="dxa" w:w="1440"/>
+          </w:tcPr>
+          <w:p>
+            <w:pPr>
+              <w:jc w:val="center"/>
+            </w:pPr>
+            <w:r>
+              <w:rPr>
+                <w:sz w:val="20"/>
+              </w:rPr>
+              <w:t>343</w:t>
+            </w:r>
+          </w:p>
+        </w:tc>
       </w:tr>
       <w:tr>
         <w:tc>
           <w:tcPr>
-            <w:tcW w:type="dxa" w:w="1728"/>
+            <w:tcW w:type="dxa" w:w="1440"/>
           </w:tcPr>
           <w:p>
             <w:pPr>
@@ -2245,7 +2670,7 @@
         </w:tc>
         <w:tc>
           <w:tcPr>
-            <w:tcW w:type="dxa" w:w="1728"/>
+            <w:tcW w:type="dxa" w:w="1440"/>
           </w:tcPr>
           <w:p>
             <w:pPr>
@@ -2261,7 +2686,7 @@
         </w:tc>
         <w:tc>
           <w:tcPr>
-            <w:tcW w:type="dxa" w:w="1728"/>
+            <w:tcW w:type="dxa" w:w="1440"/>
           </w:tcPr>
           <w:p>
             <w:pPr>
@@ -2277,7 +2702,7 @@
         </w:tc>
         <w:tc>
           <w:tcPr>
-            <w:tcW w:type="dxa" w:w="1728"/>
+            <w:tcW w:type="dxa" w:w="1440"/>
           </w:tcPr>
           <w:p>
             <w:pPr>
@@ -2293,7 +2718,7 @@
         </w:tc>
         <w:tc>
           <w:tcPr>
-            <w:tcW w:type="dxa" w:w="1728"/>
+            <w:tcW w:type="dxa" w:w="1440"/>
           </w:tcPr>
           <w:p>
             <w:pPr>
@@ -2307,11 +2732,27 @@
             </w:r>
           </w:p>
         </w:tc>
+        <w:tc>
+          <w:tcPr>
+            <w:tcW w:type="dxa" w:w="1440"/>
+          </w:tcPr>
+          <w:p>
+            <w:pPr>
+              <w:jc w:val="center"/>
+            </w:pPr>
+            <w:r>
+              <w:rPr>
+                <w:sz w:val="20"/>
+              </w:rPr>
+              <w:t>238</w:t>
+            </w:r>
+          </w:p>
+        </w:tc>
       </w:tr>
       <w:tr>
         <w:tc>
           <w:tcPr>
-            <w:tcW w:type="dxa" w:w="1728"/>
+            <w:tcW w:type="dxa" w:w="1440"/>
           </w:tcPr>
           <w:p>
             <w:pPr>
@@ -2327,7 +2768,7 @@
         </w:tc>
         <w:tc>
           <w:tcPr>
-            <w:tcW w:type="dxa" w:w="1728"/>
+            <w:tcW w:type="dxa" w:w="1440"/>
           </w:tcPr>
           <w:p>
             <w:pPr>
@@ -2343,7 +2784,7 @@
         </w:tc>
         <w:tc>
           <w:tcPr>
-            <w:tcW w:type="dxa" w:w="1728"/>
+            <w:tcW w:type="dxa" w:w="1440"/>
           </w:tcPr>
           <w:p>
             <w:pPr>
@@ -2359,7 +2800,7 @@
         </w:tc>
         <w:tc>
           <w:tcPr>
-            <w:tcW w:type="dxa" w:w="1728"/>
+            <w:tcW w:type="dxa" w:w="1440"/>
           </w:tcPr>
           <w:p>
             <w:pPr>
@@ -2375,7 +2816,7 @@
         </w:tc>
         <w:tc>
           <w:tcPr>
-            <w:tcW w:type="dxa" w:w="1728"/>
+            <w:tcW w:type="dxa" w:w="1440"/>
           </w:tcPr>
           <w:p>
             <w:pPr>
@@ -2386,6 +2827,22 @@
                 <w:sz w:val="20"/>
               </w:rPr>
               <w:t>0.7 ± 0.06</w:t>
+            </w:r>
+          </w:p>
+        </w:tc>
+        <w:tc>
+          <w:tcPr>
+            <w:tcW w:type="dxa" w:w="1440"/>
+          </w:tcPr>
+          <w:p>
+            <w:pPr>
+              <w:jc w:val="center"/>
+            </w:pPr>
+            <w:r>
+              <w:rPr>
+                <w:sz w:val="20"/>
+              </w:rPr>
+              <w:t>297</w:t>
             </w:r>
           </w:p>
         </w:tc>

--- a/results/Understanding and Designing a High-Performance Ultrafiltration Membrane Using Machine Learning/target_flux decline ratio (%)/tabular results/baseline_kernel(ARD)_combination_scores.docx
+++ b/results/Understanding and Designing a High-Performance Ultrafiltration Membrane Using Machine Learning/target_flux decline ratio (%)/tabular results/baseline_kernel(ARD)_combination_scores.docx
@@ -9,17 +9,20 @@
         <w:tblLook w:firstColumn="1" w:firstRow="1" w:lastColumn="0" w:lastRow="0" w:noHBand="0" w:noVBand="1" w:val="04A0"/>
       </w:tblPr>
       <w:tblGrid>
-        <w:gridCol w:w="1440"/>
-        <w:gridCol w:w="1440"/>
-        <w:gridCol w:w="1440"/>
-        <w:gridCol w:w="1440"/>
-        <w:gridCol w:w="1440"/>
-        <w:gridCol w:w="1440"/>
+        <w:gridCol w:w="960"/>
+        <w:gridCol w:w="960"/>
+        <w:gridCol w:w="960"/>
+        <w:gridCol w:w="960"/>
+        <w:gridCol w:w="960"/>
+        <w:gridCol w:w="960"/>
+        <w:gridCol w:w="960"/>
+        <w:gridCol w:w="960"/>
+        <w:gridCol w:w="960"/>
       </w:tblGrid>
       <w:tr>
         <w:tc>
           <w:tcPr>
-            <w:tcW w:type="dxa" w:w="4320"/>
+            <w:tcW w:type="dxa" w:w="2880"/>
             <w:gridSpan w:val="3"/>
           </w:tcPr>
           <w:p>
@@ -36,7 +39,7 @@
         </w:tc>
         <w:tc>
           <w:tcPr>
-            <w:tcW w:type="dxa" w:w="4320"/>
+            <w:tcW w:type="dxa" w:w="2880"/>
             <w:gridSpan w:val="3"/>
           </w:tcPr>
           <w:p>
@@ -47,7 +50,24 @@
               <w:rPr>
                 <w:sz w:val="20"/>
               </w:rPr>
-              <w:t>GP pyro</w:t>
+              <w:t>GPyro HMC</w:t>
+            </w:r>
+          </w:p>
+        </w:tc>
+        <w:tc>
+          <w:tcPr>
+            <w:tcW w:type="dxa" w:w="2880"/>
+            <w:gridSpan w:val="3"/>
+          </w:tcPr>
+          <w:p>
+            <w:pPr>
+              <w:jc w:val="center"/>
+            </w:pPr>
+            <w:r>
+              <w:rPr>
+                <w:sz w:val="20"/>
+              </w:rPr>
+              <w:t>GPyTorch MAP</w:t>
             </w:r>
           </w:p>
         </w:tc>
@@ -55,7 +75,7 @@
       <w:tr>
         <w:tc>
           <w:tcPr>
-            <w:tcW w:type="dxa" w:w="2880"/>
+            <w:tcW w:type="dxa" w:w="1920"/>
             <w:gridSpan w:val="2"/>
           </w:tcPr>
           <w:p>
@@ -72,7 +92,7 @@
         </w:tc>
         <w:tc>
           <w:tcPr>
-            <w:tcW w:type="dxa" w:w="1440"/>
+            <w:tcW w:type="dxa" w:w="960"/>
             <w:vMerge w:val="restart"/>
           </w:tcPr>
           <w:p>
@@ -89,7 +109,7 @@
         </w:tc>
         <w:tc>
           <w:tcPr>
-            <w:tcW w:type="dxa" w:w="1440"/>
+            <w:tcW w:type="dxa" w:w="960"/>
             <w:vMerge w:val="restart"/>
           </w:tcPr>
           <w:p>
@@ -106,7 +126,7 @@
         </w:tc>
         <w:tc>
           <w:tcPr>
-            <w:tcW w:type="dxa" w:w="1440"/>
+            <w:tcW w:type="dxa" w:w="960"/>
             <w:vMerge w:val="restart"/>
           </w:tcPr>
           <w:p>
@@ -123,7 +143,58 @@
         </w:tc>
         <w:tc>
           <w:tcPr>
-            <w:tcW w:type="dxa" w:w="1440"/>
+            <w:tcW w:type="dxa" w:w="960"/>
+            <w:vMerge w:val="restart"/>
+          </w:tcPr>
+          <w:p>
+            <w:pPr>
+              <w:jc w:val="center"/>
+            </w:pPr>
+            <w:r>
+              <w:rPr>
+                <w:sz w:val="20"/>
+              </w:rPr>
+              <w:t>Run time (sec)</w:t>
+            </w:r>
+          </w:p>
+        </w:tc>
+        <w:tc>
+          <w:tcPr>
+            <w:tcW w:type="dxa" w:w="960"/>
+            <w:vMerge w:val="restart"/>
+          </w:tcPr>
+          <w:p>
+            <w:pPr>
+              <w:jc w:val="center"/>
+            </w:pPr>
+            <w:r>
+              <w:rPr>
+                <w:sz w:val="20"/>
+              </w:rPr>
+              <w:t>RMSE</w:t>
+            </w:r>
+          </w:p>
+        </w:tc>
+        <w:tc>
+          <w:tcPr>
+            <w:tcW w:type="dxa" w:w="960"/>
+            <w:vMerge w:val="restart"/>
+          </w:tcPr>
+          <w:p>
+            <w:pPr>
+              <w:jc w:val="center"/>
+            </w:pPr>
+            <w:r>
+              <w:rPr>
+                <w:sz w:val="20"/>
+              </w:rPr>
+              <w:t>R²</w:t>
+            </w:r>
+          </w:p>
+        </w:tc>
+        <w:tc>
+          <w:tcPr>
+            <w:tcW w:type="dxa" w:w="960"/>
             <w:vMerge w:val="restart"/>
           </w:tcPr>
           <w:p>
@@ -142,7 +213,7 @@
       <w:tr>
         <w:tc>
           <w:tcPr>
-            <w:tcW w:type="dxa" w:w="1440"/>
+            <w:tcW w:type="dxa" w:w="960"/>
           </w:tcPr>
           <w:p>
             <w:pPr>
@@ -158,7 +229,7 @@
         </w:tc>
         <w:tc>
           <w:tcPr>
-            <w:tcW w:type="dxa" w:w="1440"/>
+            <w:tcW w:type="dxa" w:w="960"/>
           </w:tcPr>
           <w:p>
             <w:pPr>
@@ -174,28 +245,49 @@
         </w:tc>
         <w:tc>
           <w:tcPr>
-            <w:tcW w:type="dxa" w:w="1440"/>
+            <w:tcW w:type="dxa" w:w="960"/>
             <w:vMerge/>
           </w:tcPr>
           <w:p/>
         </w:tc>
         <w:tc>
           <w:tcPr>
-            <w:tcW w:type="dxa" w:w="1440"/>
+            <w:tcW w:type="dxa" w:w="960"/>
             <w:vMerge/>
           </w:tcPr>
           <w:p/>
         </w:tc>
         <w:tc>
           <w:tcPr>
-            <w:tcW w:type="dxa" w:w="1440"/>
+            <w:tcW w:type="dxa" w:w="960"/>
             <w:vMerge/>
           </w:tcPr>
           <w:p/>
         </w:tc>
         <w:tc>
           <w:tcPr>
-            <w:tcW w:type="dxa" w:w="1440"/>
+            <w:tcW w:type="dxa" w:w="960"/>
+            <w:vMerge/>
+          </w:tcPr>
+          <w:p/>
+        </w:tc>
+        <w:tc>
+          <w:tcPr>
+            <w:tcW w:type="dxa" w:w="960"/>
+            <w:vMerge/>
+          </w:tcPr>
+          <w:p/>
+        </w:tc>
+        <w:tc>
+          <w:tcPr>
+            <w:tcW w:type="dxa" w:w="960"/>
+            <w:vMerge/>
+          </w:tcPr>
+          <w:p/>
+        </w:tc>
+        <w:tc>
+          <w:tcPr>
+            <w:tcW w:type="dxa" w:w="960"/>
             <w:vMerge/>
           </w:tcPr>
           <w:p/>
@@ -204,7 +296,7 @@
       <w:tr>
         <w:tc>
           <w:tcPr>
-            <w:tcW w:type="dxa" w:w="1440"/>
+            <w:tcW w:type="dxa" w:w="960"/>
           </w:tcPr>
           <w:p>
             <w:pPr>
@@ -220,7 +312,7 @@
         </w:tc>
         <w:tc>
           <w:tcPr>
-            <w:tcW w:type="dxa" w:w="1440"/>
+            <w:tcW w:type="dxa" w:w="960"/>
           </w:tcPr>
           <w:p>
             <w:pPr>
@@ -236,7 +328,7 @@
         </w:tc>
         <w:tc>
           <w:tcPr>
-            <w:tcW w:type="dxa" w:w="1440"/>
+            <w:tcW w:type="dxa" w:w="960"/>
           </w:tcPr>
           <w:p>
             <w:pPr>
@@ -252,7 +344,7 @@
         </w:tc>
         <w:tc>
           <w:tcPr>
-            <w:tcW w:type="dxa" w:w="1440"/>
+            <w:tcW w:type="dxa" w:w="960"/>
           </w:tcPr>
           <w:p>
             <w:pPr>
@@ -268,7 +360,7 @@
         </w:tc>
         <w:tc>
           <w:tcPr>
-            <w:tcW w:type="dxa" w:w="1440"/>
+            <w:tcW w:type="dxa" w:w="960"/>
           </w:tcPr>
           <w:p>
             <w:pPr>
@@ -284,7 +376,7 @@
         </w:tc>
         <w:tc>
           <w:tcPr>
-            <w:tcW w:type="dxa" w:w="1440"/>
+            <w:tcW w:type="dxa" w:w="960"/>
           </w:tcPr>
           <w:p>
             <w:pPr>
@@ -298,11 +390,59 @@
             </w:r>
           </w:p>
         </w:tc>
+        <w:tc>
+          <w:tcPr>
+            <w:tcW w:type="dxa" w:w="960"/>
+          </w:tcPr>
+          <w:p>
+            <w:pPr>
+              <w:jc w:val="center"/>
+            </w:pPr>
+            <w:r>
+              <w:rPr>
+                <w:sz w:val="20"/>
+              </w:rPr>
+              <w:t>10.98 ± 1.21</w:t>
+            </w:r>
+          </w:p>
+        </w:tc>
+        <w:tc>
+          <w:tcPr>
+            <w:tcW w:type="dxa" w:w="960"/>
+          </w:tcPr>
+          <w:p>
+            <w:pPr>
+              <w:jc w:val="center"/>
+            </w:pPr>
+            <w:r>
+              <w:rPr>
+                <w:sz w:val="20"/>
+              </w:rPr>
+              <w:t>0.66 ± 0.06</w:t>
+            </w:r>
+          </w:p>
+        </w:tc>
+        <w:tc>
+          <w:tcPr>
+            <w:tcW w:type="dxa" w:w="960"/>
+          </w:tcPr>
+          <w:p>
+            <w:pPr>
+              <w:jc w:val="center"/>
+            </w:pPr>
+            <w:r>
+              <w:rPr>
+                <w:sz w:val="20"/>
+              </w:rPr>
+              <w:t>26</w:t>
+            </w:r>
+          </w:p>
+        </w:tc>
       </w:tr>
       <w:tr>
         <w:tc>
           <w:tcPr>
-            <w:tcW w:type="dxa" w:w="1440"/>
+            <w:tcW w:type="dxa" w:w="960"/>
           </w:tcPr>
           <w:p>
             <w:pPr>
@@ -318,7 +458,7 @@
         </w:tc>
         <w:tc>
           <w:tcPr>
-            <w:tcW w:type="dxa" w:w="1440"/>
+            <w:tcW w:type="dxa" w:w="960"/>
           </w:tcPr>
           <w:p>
             <w:pPr>
@@ -334,7 +474,7 @@
         </w:tc>
         <w:tc>
           <w:tcPr>
-            <w:tcW w:type="dxa" w:w="1440"/>
+            <w:tcW w:type="dxa" w:w="960"/>
           </w:tcPr>
           <w:p>
             <w:pPr>
@@ -350,7 +490,7 @@
         </w:tc>
         <w:tc>
           <w:tcPr>
-            <w:tcW w:type="dxa" w:w="1440"/>
+            <w:tcW w:type="dxa" w:w="960"/>
           </w:tcPr>
           <w:p>
             <w:pPr>
@@ -366,7 +506,7 @@
         </w:tc>
         <w:tc>
           <w:tcPr>
-            <w:tcW w:type="dxa" w:w="1440"/>
+            <w:tcW w:type="dxa" w:w="960"/>
           </w:tcPr>
           <w:p>
             <w:pPr>
@@ -382,7 +522,7 @@
         </w:tc>
         <w:tc>
           <w:tcPr>
-            <w:tcW w:type="dxa" w:w="1440"/>
+            <w:tcW w:type="dxa" w:w="960"/>
           </w:tcPr>
           <w:p>
             <w:pPr>
@@ -396,11 +536,59 @@
             </w:r>
           </w:p>
         </w:tc>
+        <w:tc>
+          <w:tcPr>
+            <w:tcW w:type="dxa" w:w="960"/>
+          </w:tcPr>
+          <w:p>
+            <w:pPr>
+              <w:jc w:val="center"/>
+            </w:pPr>
+            <w:r>
+              <w:rPr>
+                <w:sz w:val="20"/>
+              </w:rPr>
+              <w:t>10.4 ± 1.54</w:t>
+            </w:r>
+          </w:p>
+        </w:tc>
+        <w:tc>
+          <w:tcPr>
+            <w:tcW w:type="dxa" w:w="960"/>
+          </w:tcPr>
+          <w:p>
+            <w:pPr>
+              <w:jc w:val="center"/>
+            </w:pPr>
+            <w:r>
+              <w:rPr>
+                <w:sz w:val="20"/>
+              </w:rPr>
+              <w:t>0.7 ± 0.08</w:t>
+            </w:r>
+          </w:p>
+        </w:tc>
+        <w:tc>
+          <w:tcPr>
+            <w:tcW w:type="dxa" w:w="960"/>
+          </w:tcPr>
+          <w:p>
+            <w:pPr>
+              <w:jc w:val="center"/>
+            </w:pPr>
+            <w:r>
+              <w:rPr>
+                <w:sz w:val="20"/>
+              </w:rPr>
+              <w:t>30</w:t>
+            </w:r>
+          </w:p>
+        </w:tc>
       </w:tr>
       <w:tr>
         <w:tc>
           <w:tcPr>
-            <w:tcW w:type="dxa" w:w="1440"/>
+            <w:tcW w:type="dxa" w:w="960"/>
           </w:tcPr>
           <w:p>
             <w:pPr>
@@ -416,7 +604,7 @@
         </w:tc>
         <w:tc>
           <w:tcPr>
-            <w:tcW w:type="dxa" w:w="1440"/>
+            <w:tcW w:type="dxa" w:w="960"/>
           </w:tcPr>
           <w:p>
             <w:pPr>
@@ -432,7 +620,7 @@
         </w:tc>
         <w:tc>
           <w:tcPr>
-            <w:tcW w:type="dxa" w:w="1440"/>
+            <w:tcW w:type="dxa" w:w="960"/>
           </w:tcPr>
           <w:p>
             <w:pPr>
@@ -448,7 +636,7 @@
         </w:tc>
         <w:tc>
           <w:tcPr>
-            <w:tcW w:type="dxa" w:w="1440"/>
+            <w:tcW w:type="dxa" w:w="960"/>
           </w:tcPr>
           <w:p>
             <w:pPr>
@@ -464,7 +652,7 @@
         </w:tc>
         <w:tc>
           <w:tcPr>
-            <w:tcW w:type="dxa" w:w="1440"/>
+            <w:tcW w:type="dxa" w:w="960"/>
           </w:tcPr>
           <w:p>
             <w:pPr>
@@ -480,7 +668,7 @@
         </w:tc>
         <w:tc>
           <w:tcPr>
-            <w:tcW w:type="dxa" w:w="1440"/>
+            <w:tcW w:type="dxa" w:w="960"/>
           </w:tcPr>
           <w:p>
             <w:pPr>
@@ -494,11 +682,59 @@
             </w:r>
           </w:p>
         </w:tc>
+        <w:tc>
+          <w:tcPr>
+            <w:tcW w:type="dxa" w:w="960"/>
+          </w:tcPr>
+          <w:p>
+            <w:pPr>
+              <w:jc w:val="center"/>
+            </w:pPr>
+            <w:r>
+              <w:rPr>
+                <w:sz w:val="20"/>
+              </w:rPr>
+              <w:t>10.04 ± 1.03</w:t>
+            </w:r>
+          </w:p>
+        </w:tc>
+        <w:tc>
+          <w:tcPr>
+            <w:tcW w:type="dxa" w:w="960"/>
+          </w:tcPr>
+          <w:p>
+            <w:pPr>
+              <w:jc w:val="center"/>
+            </w:pPr>
+            <w:r>
+              <w:rPr>
+                <w:sz w:val="20"/>
+              </w:rPr>
+              <w:t>0.72 ± 0.06</w:t>
+            </w:r>
+          </w:p>
+        </w:tc>
+        <w:tc>
+          <w:tcPr>
+            <w:tcW w:type="dxa" w:w="960"/>
+          </w:tcPr>
+          <w:p>
+            <w:pPr>
+              <w:jc w:val="center"/>
+            </w:pPr>
+            <w:r>
+              <w:rPr>
+                <w:sz w:val="20"/>
+              </w:rPr>
+              <w:t>30</w:t>
+            </w:r>
+          </w:p>
+        </w:tc>
       </w:tr>
       <w:tr>
         <w:tc>
           <w:tcPr>
-            <w:tcW w:type="dxa" w:w="1440"/>
+            <w:tcW w:type="dxa" w:w="960"/>
           </w:tcPr>
           <w:p>
             <w:pPr>
@@ -514,7 +750,7 @@
         </w:tc>
         <w:tc>
           <w:tcPr>
-            <w:tcW w:type="dxa" w:w="1440"/>
+            <w:tcW w:type="dxa" w:w="960"/>
           </w:tcPr>
           <w:p>
             <w:pPr>
@@ -530,7 +766,7 @@
         </w:tc>
         <w:tc>
           <w:tcPr>
-            <w:tcW w:type="dxa" w:w="1440"/>
+            <w:tcW w:type="dxa" w:w="960"/>
           </w:tcPr>
           <w:p>
             <w:pPr>
@@ -546,7 +782,7 @@
         </w:tc>
         <w:tc>
           <w:tcPr>
-            <w:tcW w:type="dxa" w:w="1440"/>
+            <w:tcW w:type="dxa" w:w="960"/>
           </w:tcPr>
           <w:p>
             <w:pPr>
@@ -562,7 +798,7 @@
         </w:tc>
         <w:tc>
           <w:tcPr>
-            <w:tcW w:type="dxa" w:w="1440"/>
+            <w:tcW w:type="dxa" w:w="960"/>
           </w:tcPr>
           <w:p>
             <w:pPr>
@@ -578,7 +814,7 @@
         </w:tc>
         <w:tc>
           <w:tcPr>
-            <w:tcW w:type="dxa" w:w="1440"/>
+            <w:tcW w:type="dxa" w:w="960"/>
           </w:tcPr>
           <w:p>
             <w:pPr>
@@ -592,11 +828,59 @@
             </w:r>
           </w:p>
         </w:tc>
+        <w:tc>
+          <w:tcPr>
+            <w:tcW w:type="dxa" w:w="960"/>
+          </w:tcPr>
+          <w:p>
+            <w:pPr>
+              <w:jc w:val="center"/>
+            </w:pPr>
+            <w:r>
+              <w:rPr>
+                <w:sz w:val="20"/>
+              </w:rPr>
+              <w:t>10.98 ± 1.21</w:t>
+            </w:r>
+          </w:p>
+        </w:tc>
+        <w:tc>
+          <w:tcPr>
+            <w:tcW w:type="dxa" w:w="960"/>
+          </w:tcPr>
+          <w:p>
+            <w:pPr>
+              <w:jc w:val="center"/>
+            </w:pPr>
+            <w:r>
+              <w:rPr>
+                <w:sz w:val="20"/>
+              </w:rPr>
+              <w:t>0.66 ± 0.06</w:t>
+            </w:r>
+          </w:p>
+        </w:tc>
+        <w:tc>
+          <w:tcPr>
+            <w:tcW w:type="dxa" w:w="960"/>
+          </w:tcPr>
+          <w:p>
+            <w:pPr>
+              <w:jc w:val="center"/>
+            </w:pPr>
+            <w:r>
+              <w:rPr>
+                <w:sz w:val="20"/>
+              </w:rPr>
+              <w:t>20</w:t>
+            </w:r>
+          </w:p>
+        </w:tc>
       </w:tr>
       <w:tr>
         <w:tc>
           <w:tcPr>
-            <w:tcW w:type="dxa" w:w="1440"/>
+            <w:tcW w:type="dxa" w:w="960"/>
           </w:tcPr>
           <w:p>
             <w:pPr>
@@ -612,7 +896,7 @@
         </w:tc>
         <w:tc>
           <w:tcPr>
-            <w:tcW w:type="dxa" w:w="1440"/>
+            <w:tcW w:type="dxa" w:w="960"/>
           </w:tcPr>
           <w:p>
             <w:pPr>
@@ -628,7 +912,7 @@
         </w:tc>
         <w:tc>
           <w:tcPr>
-            <w:tcW w:type="dxa" w:w="1440"/>
+            <w:tcW w:type="dxa" w:w="960"/>
           </w:tcPr>
           <w:p>
             <w:pPr>
@@ -644,7 +928,7 @@
         </w:tc>
         <w:tc>
           <w:tcPr>
-            <w:tcW w:type="dxa" w:w="1440"/>
+            <w:tcW w:type="dxa" w:w="960"/>
           </w:tcPr>
           <w:p>
             <w:pPr>
@@ -660,7 +944,7 @@
         </w:tc>
         <w:tc>
           <w:tcPr>
-            <w:tcW w:type="dxa" w:w="1440"/>
+            <w:tcW w:type="dxa" w:w="960"/>
           </w:tcPr>
           <w:p>
             <w:pPr>
@@ -676,7 +960,7 @@
         </w:tc>
         <w:tc>
           <w:tcPr>
-            <w:tcW w:type="dxa" w:w="1440"/>
+            <w:tcW w:type="dxa" w:w="960"/>
           </w:tcPr>
           <w:p>
             <w:pPr>
@@ -690,11 +974,59 @@
             </w:r>
           </w:p>
         </w:tc>
+        <w:tc>
+          <w:tcPr>
+            <w:tcW w:type="dxa" w:w="960"/>
+          </w:tcPr>
+          <w:p>
+            <w:pPr>
+              <w:jc w:val="center"/>
+            </w:pPr>
+            <w:r>
+              <w:rPr>
+                <w:sz w:val="20"/>
+              </w:rPr>
+              <w:t>10.4 ± 1.54</w:t>
+            </w:r>
+          </w:p>
+        </w:tc>
+        <w:tc>
+          <w:tcPr>
+            <w:tcW w:type="dxa" w:w="960"/>
+          </w:tcPr>
+          <w:p>
+            <w:pPr>
+              <w:jc w:val="center"/>
+            </w:pPr>
+            <w:r>
+              <w:rPr>
+                <w:sz w:val="20"/>
+              </w:rPr>
+              <w:t>0.7 ± 0.08</w:t>
+            </w:r>
+          </w:p>
+        </w:tc>
+        <w:tc>
+          <w:tcPr>
+            <w:tcW w:type="dxa" w:w="960"/>
+          </w:tcPr>
+          <w:p>
+            <w:pPr>
+              <w:jc w:val="center"/>
+            </w:pPr>
+            <w:r>
+              <w:rPr>
+                <w:sz w:val="20"/>
+              </w:rPr>
+              <w:t>28</w:t>
+            </w:r>
+          </w:p>
+        </w:tc>
       </w:tr>
       <w:tr>
         <w:tc>
           <w:tcPr>
-            <w:tcW w:type="dxa" w:w="1440"/>
+            <w:tcW w:type="dxa" w:w="960"/>
           </w:tcPr>
           <w:p>
             <w:pPr>
@@ -710,7 +1042,7 @@
         </w:tc>
         <w:tc>
           <w:tcPr>
-            <w:tcW w:type="dxa" w:w="1440"/>
+            <w:tcW w:type="dxa" w:w="960"/>
           </w:tcPr>
           <w:p>
             <w:pPr>
@@ -726,7 +1058,7 @@
         </w:tc>
         <w:tc>
           <w:tcPr>
-            <w:tcW w:type="dxa" w:w="1440"/>
+            <w:tcW w:type="dxa" w:w="960"/>
           </w:tcPr>
           <w:p>
             <w:pPr>
@@ -742,7 +1074,7 @@
         </w:tc>
         <w:tc>
           <w:tcPr>
-            <w:tcW w:type="dxa" w:w="1440"/>
+            <w:tcW w:type="dxa" w:w="960"/>
           </w:tcPr>
           <w:p>
             <w:pPr>
@@ -758,7 +1090,7 @@
         </w:tc>
         <w:tc>
           <w:tcPr>
-            <w:tcW w:type="dxa" w:w="1440"/>
+            <w:tcW w:type="dxa" w:w="960"/>
           </w:tcPr>
           <w:p>
             <w:pPr>
@@ -774,7 +1106,7 @@
         </w:tc>
         <w:tc>
           <w:tcPr>
-            <w:tcW w:type="dxa" w:w="1440"/>
+            <w:tcW w:type="dxa" w:w="960"/>
           </w:tcPr>
           <w:p>
             <w:pPr>
@@ -788,11 +1120,59 @@
             </w:r>
           </w:p>
         </w:tc>
+        <w:tc>
+          <w:tcPr>
+            <w:tcW w:type="dxa" w:w="960"/>
+          </w:tcPr>
+          <w:p>
+            <w:pPr>
+              <w:jc w:val="center"/>
+            </w:pPr>
+            <w:r>
+              <w:rPr>
+                <w:sz w:val="20"/>
+              </w:rPr>
+              <w:t>10.04 ± 1.03</w:t>
+            </w:r>
+          </w:p>
+        </w:tc>
+        <w:tc>
+          <w:tcPr>
+            <w:tcW w:type="dxa" w:w="960"/>
+          </w:tcPr>
+          <w:p>
+            <w:pPr>
+              <w:jc w:val="center"/>
+            </w:pPr>
+            <w:r>
+              <w:rPr>
+                <w:sz w:val="20"/>
+              </w:rPr>
+              <w:t>0.72 ± 0.06</w:t>
+            </w:r>
+          </w:p>
+        </w:tc>
+        <w:tc>
+          <w:tcPr>
+            <w:tcW w:type="dxa" w:w="960"/>
+          </w:tcPr>
+          <w:p>
+            <w:pPr>
+              <w:jc w:val="center"/>
+            </w:pPr>
+            <w:r>
+              <w:rPr>
+                <w:sz w:val="20"/>
+              </w:rPr>
+              <w:t>21</w:t>
+            </w:r>
+          </w:p>
+        </w:tc>
       </w:tr>
       <w:tr>
         <w:tc>
           <w:tcPr>
-            <w:tcW w:type="dxa" w:w="1440"/>
+            <w:tcW w:type="dxa" w:w="960"/>
           </w:tcPr>
           <w:p>
             <w:pPr>
@@ -808,7 +1188,7 @@
         </w:tc>
         <w:tc>
           <w:tcPr>
-            <w:tcW w:type="dxa" w:w="1440"/>
+            <w:tcW w:type="dxa" w:w="960"/>
           </w:tcPr>
           <w:p>
             <w:pPr>
@@ -824,7 +1204,7 @@
         </w:tc>
         <w:tc>
           <w:tcPr>
-            <w:tcW w:type="dxa" w:w="1440"/>
+            <w:tcW w:type="dxa" w:w="960"/>
           </w:tcPr>
           <w:p>
             <w:pPr>
@@ -840,7 +1220,7 @@
         </w:tc>
         <w:tc>
           <w:tcPr>
-            <w:tcW w:type="dxa" w:w="1440"/>
+            <w:tcW w:type="dxa" w:w="960"/>
           </w:tcPr>
           <w:p>
             <w:pPr>
@@ -856,7 +1236,7 @@
         </w:tc>
         <w:tc>
           <w:tcPr>
-            <w:tcW w:type="dxa" w:w="1440"/>
+            <w:tcW w:type="dxa" w:w="960"/>
           </w:tcPr>
           <w:p>
             <w:pPr>
@@ -872,7 +1252,7 @@
         </w:tc>
         <w:tc>
           <w:tcPr>
-            <w:tcW w:type="dxa" w:w="1440"/>
+            <w:tcW w:type="dxa" w:w="960"/>
           </w:tcPr>
           <w:p>
             <w:pPr>
@@ -886,11 +1266,59 @@
             </w:r>
           </w:p>
         </w:tc>
+        <w:tc>
+          <w:tcPr>
+            <w:tcW w:type="dxa" w:w="960"/>
+          </w:tcPr>
+          <w:p>
+            <w:pPr>
+              <w:jc w:val="center"/>
+            </w:pPr>
+            <w:r>
+              <w:rPr>
+                <w:sz w:val="20"/>
+              </w:rPr>
+              <w:t>10.98 ± 1.21</w:t>
+            </w:r>
+          </w:p>
+        </w:tc>
+        <w:tc>
+          <w:tcPr>
+            <w:tcW w:type="dxa" w:w="960"/>
+          </w:tcPr>
+          <w:p>
+            <w:pPr>
+              <w:jc w:val="center"/>
+            </w:pPr>
+            <w:r>
+              <w:rPr>
+                <w:sz w:val="20"/>
+              </w:rPr>
+              <w:t>0.66 ± 0.06</w:t>
+            </w:r>
+          </w:p>
+        </w:tc>
+        <w:tc>
+          <w:tcPr>
+            <w:tcW w:type="dxa" w:w="960"/>
+          </w:tcPr>
+          <w:p>
+            <w:pPr>
+              <w:jc w:val="center"/>
+            </w:pPr>
+            <w:r>
+              <w:rPr>
+                <w:sz w:val="20"/>
+              </w:rPr>
+              <w:t>20</w:t>
+            </w:r>
+          </w:p>
+        </w:tc>
       </w:tr>
       <w:tr>
         <w:tc>
           <w:tcPr>
-            <w:tcW w:type="dxa" w:w="1440"/>
+            <w:tcW w:type="dxa" w:w="960"/>
           </w:tcPr>
           <w:p>
             <w:pPr>
@@ -906,7 +1334,7 @@
         </w:tc>
         <w:tc>
           <w:tcPr>
-            <w:tcW w:type="dxa" w:w="1440"/>
+            <w:tcW w:type="dxa" w:w="960"/>
           </w:tcPr>
           <w:p>
             <w:pPr>
@@ -922,7 +1350,7 @@
         </w:tc>
         <w:tc>
           <w:tcPr>
-            <w:tcW w:type="dxa" w:w="1440"/>
+            <w:tcW w:type="dxa" w:w="960"/>
           </w:tcPr>
           <w:p>
             <w:pPr>
@@ -938,7 +1366,7 @@
         </w:tc>
         <w:tc>
           <w:tcPr>
-            <w:tcW w:type="dxa" w:w="1440"/>
+            <w:tcW w:type="dxa" w:w="960"/>
           </w:tcPr>
           <w:p>
             <w:pPr>
@@ -954,7 +1382,7 @@
         </w:tc>
         <w:tc>
           <w:tcPr>
-            <w:tcW w:type="dxa" w:w="1440"/>
+            <w:tcW w:type="dxa" w:w="960"/>
           </w:tcPr>
           <w:p>
             <w:pPr>
@@ -970,7 +1398,7 @@
         </w:tc>
         <w:tc>
           <w:tcPr>
-            <w:tcW w:type="dxa" w:w="1440"/>
+            <w:tcW w:type="dxa" w:w="960"/>
           </w:tcPr>
           <w:p>
             <w:pPr>
@@ -984,11 +1412,59 @@
             </w:r>
           </w:p>
         </w:tc>
+        <w:tc>
+          <w:tcPr>
+            <w:tcW w:type="dxa" w:w="960"/>
+          </w:tcPr>
+          <w:p>
+            <w:pPr>
+              <w:jc w:val="center"/>
+            </w:pPr>
+            <w:r>
+              <w:rPr>
+                <w:sz w:val="20"/>
+              </w:rPr>
+              <w:t>10.4 ± 1.54</w:t>
+            </w:r>
+          </w:p>
+        </w:tc>
+        <w:tc>
+          <w:tcPr>
+            <w:tcW w:type="dxa" w:w="960"/>
+          </w:tcPr>
+          <w:p>
+            <w:pPr>
+              <w:jc w:val="center"/>
+            </w:pPr>
+            <w:r>
+              <w:rPr>
+                <w:sz w:val="20"/>
+              </w:rPr>
+              <w:t>0.7 ± 0.08</w:t>
+            </w:r>
+          </w:p>
+        </w:tc>
+        <w:tc>
+          <w:tcPr>
+            <w:tcW w:type="dxa" w:w="960"/>
+          </w:tcPr>
+          <w:p>
+            <w:pPr>
+              <w:jc w:val="center"/>
+            </w:pPr>
+            <w:r>
+              <w:rPr>
+                <w:sz w:val="20"/>
+              </w:rPr>
+              <w:t>45</w:t>
+            </w:r>
+          </w:p>
+        </w:tc>
       </w:tr>
       <w:tr>
         <w:tc>
           <w:tcPr>
-            <w:tcW w:type="dxa" w:w="1440"/>
+            <w:tcW w:type="dxa" w:w="960"/>
           </w:tcPr>
           <w:p>
             <w:pPr>
@@ -1004,7 +1480,7 @@
         </w:tc>
         <w:tc>
           <w:tcPr>
-            <w:tcW w:type="dxa" w:w="1440"/>
+            <w:tcW w:type="dxa" w:w="960"/>
           </w:tcPr>
           <w:p>
             <w:pPr>
@@ -1020,7 +1496,7 @@
         </w:tc>
         <w:tc>
           <w:tcPr>
-            <w:tcW w:type="dxa" w:w="1440"/>
+            <w:tcW w:type="dxa" w:w="960"/>
           </w:tcPr>
           <w:p>
             <w:pPr>
@@ -1036,7 +1512,7 @@
         </w:tc>
         <w:tc>
           <w:tcPr>
-            <w:tcW w:type="dxa" w:w="1440"/>
+            <w:tcW w:type="dxa" w:w="960"/>
           </w:tcPr>
           <w:p>
             <w:pPr>
@@ -1052,7 +1528,7 @@
         </w:tc>
         <w:tc>
           <w:tcPr>
-            <w:tcW w:type="dxa" w:w="1440"/>
+            <w:tcW w:type="dxa" w:w="960"/>
           </w:tcPr>
           <w:p>
             <w:pPr>
@@ -1068,7 +1544,7 @@
         </w:tc>
         <w:tc>
           <w:tcPr>
-            <w:tcW w:type="dxa" w:w="1440"/>
+            <w:tcW w:type="dxa" w:w="960"/>
           </w:tcPr>
           <w:p>
             <w:pPr>
@@ -1082,11 +1558,59 @@
             </w:r>
           </w:p>
         </w:tc>
+        <w:tc>
+          <w:tcPr>
+            <w:tcW w:type="dxa" w:w="960"/>
+          </w:tcPr>
+          <w:p>
+            <w:pPr>
+              <w:jc w:val="center"/>
+            </w:pPr>
+            <w:r>
+              <w:rPr>
+                <w:sz w:val="20"/>
+              </w:rPr>
+              <w:t>10.04 ± 1.03</w:t>
+            </w:r>
+          </w:p>
+        </w:tc>
+        <w:tc>
+          <w:tcPr>
+            <w:tcW w:type="dxa" w:w="960"/>
+          </w:tcPr>
+          <w:p>
+            <w:pPr>
+              <w:jc w:val="center"/>
+            </w:pPr>
+            <w:r>
+              <w:rPr>
+                <w:sz w:val="20"/>
+              </w:rPr>
+              <w:t>0.72 ± 0.06</w:t>
+            </w:r>
+          </w:p>
+        </w:tc>
+        <w:tc>
+          <w:tcPr>
+            <w:tcW w:type="dxa" w:w="960"/>
+          </w:tcPr>
+          <w:p>
+            <w:pPr>
+              <w:jc w:val="center"/>
+            </w:pPr>
+            <w:r>
+              <w:rPr>
+                <w:sz w:val="20"/>
+              </w:rPr>
+              <w:t>20</w:t>
+            </w:r>
+          </w:p>
+        </w:tc>
       </w:tr>
       <w:tr>
         <w:tc>
           <w:tcPr>
-            <w:tcW w:type="dxa" w:w="1440"/>
+            <w:tcW w:type="dxa" w:w="960"/>
           </w:tcPr>
           <w:p>
             <w:pPr>
@@ -1102,7 +1626,7 @@
         </w:tc>
         <w:tc>
           <w:tcPr>
-            <w:tcW w:type="dxa" w:w="1440"/>
+            <w:tcW w:type="dxa" w:w="960"/>
           </w:tcPr>
           <w:p>
             <w:pPr>
@@ -1118,7 +1642,7 @@
         </w:tc>
         <w:tc>
           <w:tcPr>
-            <w:tcW w:type="dxa" w:w="1440"/>
+            <w:tcW w:type="dxa" w:w="960"/>
           </w:tcPr>
           <w:p>
             <w:pPr>
@@ -1134,7 +1658,7 @@
         </w:tc>
         <w:tc>
           <w:tcPr>
-            <w:tcW w:type="dxa" w:w="1440"/>
+            <w:tcW w:type="dxa" w:w="960"/>
           </w:tcPr>
           <w:p>
             <w:pPr>
@@ -1150,7 +1674,7 @@
         </w:tc>
         <w:tc>
           <w:tcPr>
-            <w:tcW w:type="dxa" w:w="1440"/>
+            <w:tcW w:type="dxa" w:w="960"/>
           </w:tcPr>
           <w:p>
             <w:pPr>
@@ -1166,7 +1690,7 @@
         </w:tc>
         <w:tc>
           <w:tcPr>
-            <w:tcW w:type="dxa" w:w="1440"/>
+            <w:tcW w:type="dxa" w:w="960"/>
           </w:tcPr>
           <w:p>
             <w:pPr>
@@ -1180,11 +1704,59 @@
             </w:r>
           </w:p>
         </w:tc>
+        <w:tc>
+          <w:tcPr>
+            <w:tcW w:type="dxa" w:w="960"/>
+          </w:tcPr>
+          <w:p>
+            <w:pPr>
+              <w:jc w:val="center"/>
+            </w:pPr>
+            <w:r>
+              <w:rPr>
+                <w:sz w:val="20"/>
+              </w:rPr>
+              <w:t>11.3 ± 1.25</w:t>
+            </w:r>
+          </w:p>
+        </w:tc>
+        <w:tc>
+          <w:tcPr>
+            <w:tcW w:type="dxa" w:w="960"/>
+          </w:tcPr>
+          <w:p>
+            <w:pPr>
+              <w:jc w:val="center"/>
+            </w:pPr>
+            <w:r>
+              <w:rPr>
+                <w:sz w:val="20"/>
+              </w:rPr>
+              <w:t>0.64 ± 0.06</w:t>
+            </w:r>
+          </w:p>
+        </w:tc>
+        <w:tc>
+          <w:tcPr>
+            <w:tcW w:type="dxa" w:w="960"/>
+          </w:tcPr>
+          <w:p>
+            <w:pPr>
+              <w:jc w:val="center"/>
+            </w:pPr>
+            <w:r>
+              <w:rPr>
+                <w:sz w:val="20"/>
+              </w:rPr>
+              <w:t>28</w:t>
+            </w:r>
+          </w:p>
+        </w:tc>
       </w:tr>
       <w:tr>
         <w:tc>
           <w:tcPr>
-            <w:tcW w:type="dxa" w:w="1440"/>
+            <w:tcW w:type="dxa" w:w="960"/>
           </w:tcPr>
           <w:p>
             <w:pPr>
@@ -1200,7 +1772,7 @@
         </w:tc>
         <w:tc>
           <w:tcPr>
-            <w:tcW w:type="dxa" w:w="1440"/>
+            <w:tcW w:type="dxa" w:w="960"/>
           </w:tcPr>
           <w:p>
             <w:pPr>
@@ -1216,7 +1788,7 @@
         </w:tc>
         <w:tc>
           <w:tcPr>
-            <w:tcW w:type="dxa" w:w="1440"/>
+            <w:tcW w:type="dxa" w:w="960"/>
           </w:tcPr>
           <w:p>
             <w:pPr>
@@ -1232,7 +1804,7 @@
         </w:tc>
         <w:tc>
           <w:tcPr>
-            <w:tcW w:type="dxa" w:w="1440"/>
+            <w:tcW w:type="dxa" w:w="960"/>
           </w:tcPr>
           <w:p>
             <w:pPr>
@@ -1248,7 +1820,7 @@
         </w:tc>
         <w:tc>
           <w:tcPr>
-            <w:tcW w:type="dxa" w:w="1440"/>
+            <w:tcW w:type="dxa" w:w="960"/>
           </w:tcPr>
           <w:p>
             <w:pPr>
@@ -1264,7 +1836,7 @@
         </w:tc>
         <w:tc>
           <w:tcPr>
-            <w:tcW w:type="dxa" w:w="1440"/>
+            <w:tcW w:type="dxa" w:w="960"/>
           </w:tcPr>
           <w:p>
             <w:pPr>
@@ -1278,11 +1850,59 @@
             </w:r>
           </w:p>
         </w:tc>
+        <w:tc>
+          <w:tcPr>
+            <w:tcW w:type="dxa" w:w="960"/>
+          </w:tcPr>
+          <w:p>
+            <w:pPr>
+              <w:jc w:val="center"/>
+            </w:pPr>
+            <w:r>
+              <w:rPr>
+                <w:sz w:val="20"/>
+              </w:rPr>
+              <w:t>10.34 ± 1.55</w:t>
+            </w:r>
+          </w:p>
+        </w:tc>
+        <w:tc>
+          <w:tcPr>
+            <w:tcW w:type="dxa" w:w="960"/>
+          </w:tcPr>
+          <w:p>
+            <w:pPr>
+              <w:jc w:val="center"/>
+            </w:pPr>
+            <w:r>
+              <w:rPr>
+                <w:sz w:val="20"/>
+              </w:rPr>
+              <w:t>0.7 ± 0.08</w:t>
+            </w:r>
+          </w:p>
+        </w:tc>
+        <w:tc>
+          <w:tcPr>
+            <w:tcW w:type="dxa" w:w="960"/>
+          </w:tcPr>
+          <w:p>
+            <w:pPr>
+              <w:jc w:val="center"/>
+            </w:pPr>
+            <w:r>
+              <w:rPr>
+                <w:sz w:val="20"/>
+              </w:rPr>
+              <w:t>33</w:t>
+            </w:r>
+          </w:p>
+        </w:tc>
       </w:tr>
       <w:tr>
         <w:tc>
           <w:tcPr>
-            <w:tcW w:type="dxa" w:w="1440"/>
+            <w:tcW w:type="dxa" w:w="960"/>
           </w:tcPr>
           <w:p>
             <w:pPr>
@@ -1298,7 +1918,7 @@
         </w:tc>
         <w:tc>
           <w:tcPr>
-            <w:tcW w:type="dxa" w:w="1440"/>
+            <w:tcW w:type="dxa" w:w="960"/>
           </w:tcPr>
           <w:p>
             <w:pPr>
@@ -1314,7 +1934,7 @@
         </w:tc>
         <w:tc>
           <w:tcPr>
-            <w:tcW w:type="dxa" w:w="1440"/>
+            <w:tcW w:type="dxa" w:w="960"/>
           </w:tcPr>
           <w:p>
             <w:pPr>
@@ -1330,7 +1950,7 @@
         </w:tc>
         <w:tc>
           <w:tcPr>
-            <w:tcW w:type="dxa" w:w="1440"/>
+            <w:tcW w:type="dxa" w:w="960"/>
           </w:tcPr>
           <w:p>
             <w:pPr>
@@ -1346,7 +1966,7 @@
         </w:tc>
         <w:tc>
           <w:tcPr>
-            <w:tcW w:type="dxa" w:w="1440"/>
+            <w:tcW w:type="dxa" w:w="960"/>
           </w:tcPr>
           <w:p>
             <w:pPr>
@@ -1362,7 +1982,7 @@
         </w:tc>
         <w:tc>
           <w:tcPr>
-            <w:tcW w:type="dxa" w:w="1440"/>
+            <w:tcW w:type="dxa" w:w="960"/>
           </w:tcPr>
           <w:p>
             <w:pPr>
@@ -1376,11 +1996,59 @@
             </w:r>
           </w:p>
         </w:tc>
+        <w:tc>
+          <w:tcPr>
+            <w:tcW w:type="dxa" w:w="960"/>
+          </w:tcPr>
+          <w:p>
+            <w:pPr>
+              <w:jc w:val="center"/>
+            </w:pPr>
+            <w:r>
+              <w:rPr>
+                <w:sz w:val="20"/>
+              </w:rPr>
+              <w:t>10.08 ± 1.05</w:t>
+            </w:r>
+          </w:p>
+        </w:tc>
+        <w:tc>
+          <w:tcPr>
+            <w:tcW w:type="dxa" w:w="960"/>
+          </w:tcPr>
+          <w:p>
+            <w:pPr>
+              <w:jc w:val="center"/>
+            </w:pPr>
+            <w:r>
+              <w:rPr>
+                <w:sz w:val="20"/>
+              </w:rPr>
+              <w:t>0.71 ± 0.06</w:t>
+            </w:r>
+          </w:p>
+        </w:tc>
+        <w:tc>
+          <w:tcPr>
+            <w:tcW w:type="dxa" w:w="960"/>
+          </w:tcPr>
+          <w:p>
+            <w:pPr>
+              <w:jc w:val="center"/>
+            </w:pPr>
+            <w:r>
+              <w:rPr>
+                <w:sz w:val="20"/>
+              </w:rPr>
+              <w:t>29</w:t>
+            </w:r>
+          </w:p>
+        </w:tc>
       </w:tr>
       <w:tr>
         <w:tc>
           <w:tcPr>
-            <w:tcW w:type="dxa" w:w="1440"/>
+            <w:tcW w:type="dxa" w:w="960"/>
           </w:tcPr>
           <w:p>
             <w:pPr>
@@ -1396,7 +2064,7 @@
         </w:tc>
         <w:tc>
           <w:tcPr>
-            <w:tcW w:type="dxa" w:w="1440"/>
+            <w:tcW w:type="dxa" w:w="960"/>
           </w:tcPr>
           <w:p>
             <w:pPr>
@@ -1412,7 +2080,7 @@
         </w:tc>
         <w:tc>
           <w:tcPr>
-            <w:tcW w:type="dxa" w:w="1440"/>
+            <w:tcW w:type="dxa" w:w="960"/>
           </w:tcPr>
           <w:p>
             <w:pPr>
@@ -1428,7 +2096,7 @@
         </w:tc>
         <w:tc>
           <w:tcPr>
-            <w:tcW w:type="dxa" w:w="1440"/>
+            <w:tcW w:type="dxa" w:w="960"/>
           </w:tcPr>
           <w:p>
             <w:pPr>
@@ -1444,7 +2112,7 @@
         </w:tc>
         <w:tc>
           <w:tcPr>
-            <w:tcW w:type="dxa" w:w="1440"/>
+            <w:tcW w:type="dxa" w:w="960"/>
           </w:tcPr>
           <w:p>
             <w:pPr>
@@ -1460,7 +2128,7 @@
         </w:tc>
         <w:tc>
           <w:tcPr>
-            <w:tcW w:type="dxa" w:w="1440"/>
+            <w:tcW w:type="dxa" w:w="960"/>
           </w:tcPr>
           <w:p>
             <w:pPr>
@@ -1474,11 +2142,59 @@
             </w:r>
           </w:p>
         </w:tc>
+        <w:tc>
+          <w:tcPr>
+            <w:tcW w:type="dxa" w:w="960"/>
+          </w:tcPr>
+          <w:p>
+            <w:pPr>
+              <w:jc w:val="center"/>
+            </w:pPr>
+            <w:r>
+              <w:rPr>
+                <w:sz w:val="20"/>
+              </w:rPr>
+              <w:t>11.3 ± 1.25</w:t>
+            </w:r>
+          </w:p>
+        </w:tc>
+        <w:tc>
+          <w:tcPr>
+            <w:tcW w:type="dxa" w:w="960"/>
+          </w:tcPr>
+          <w:p>
+            <w:pPr>
+              <w:jc w:val="center"/>
+            </w:pPr>
+            <w:r>
+              <w:rPr>
+                <w:sz w:val="20"/>
+              </w:rPr>
+              <w:t>0.64 ± 0.06</w:t>
+            </w:r>
+          </w:p>
+        </w:tc>
+        <w:tc>
+          <w:tcPr>
+            <w:tcW w:type="dxa" w:w="960"/>
+          </w:tcPr>
+          <w:p>
+            <w:pPr>
+              <w:jc w:val="center"/>
+            </w:pPr>
+            <w:r>
+              <w:rPr>
+                <w:sz w:val="20"/>
+              </w:rPr>
+              <w:t>21</w:t>
+            </w:r>
+          </w:p>
+        </w:tc>
       </w:tr>
       <w:tr>
         <w:tc>
           <w:tcPr>
-            <w:tcW w:type="dxa" w:w="1440"/>
+            <w:tcW w:type="dxa" w:w="960"/>
           </w:tcPr>
           <w:p>
             <w:pPr>
@@ -1494,7 +2210,7 @@
         </w:tc>
         <w:tc>
           <w:tcPr>
-            <w:tcW w:type="dxa" w:w="1440"/>
+            <w:tcW w:type="dxa" w:w="960"/>
           </w:tcPr>
           <w:p>
             <w:pPr>
@@ -1510,7 +2226,7 @@
         </w:tc>
         <w:tc>
           <w:tcPr>
-            <w:tcW w:type="dxa" w:w="1440"/>
+            <w:tcW w:type="dxa" w:w="960"/>
           </w:tcPr>
           <w:p>
             <w:pPr>
@@ -1526,7 +2242,7 @@
         </w:tc>
         <w:tc>
           <w:tcPr>
-            <w:tcW w:type="dxa" w:w="1440"/>
+            <w:tcW w:type="dxa" w:w="960"/>
           </w:tcPr>
           <w:p>
             <w:pPr>
@@ -1542,7 +2258,7 @@
         </w:tc>
         <w:tc>
           <w:tcPr>
-            <w:tcW w:type="dxa" w:w="1440"/>
+            <w:tcW w:type="dxa" w:w="960"/>
           </w:tcPr>
           <w:p>
             <w:pPr>
@@ -1558,7 +2274,7 @@
         </w:tc>
         <w:tc>
           <w:tcPr>
-            <w:tcW w:type="dxa" w:w="1440"/>
+            <w:tcW w:type="dxa" w:w="960"/>
           </w:tcPr>
           <w:p>
             <w:pPr>
@@ -1572,11 +2288,59 @@
             </w:r>
           </w:p>
         </w:tc>
+        <w:tc>
+          <w:tcPr>
+            <w:tcW w:type="dxa" w:w="960"/>
+          </w:tcPr>
+          <w:p>
+            <w:pPr>
+              <w:jc w:val="center"/>
+            </w:pPr>
+            <w:r>
+              <w:rPr>
+                <w:sz w:val="20"/>
+              </w:rPr>
+              <w:t>10.34 ± 1.55</w:t>
+            </w:r>
+          </w:p>
+        </w:tc>
+        <w:tc>
+          <w:tcPr>
+            <w:tcW w:type="dxa" w:w="960"/>
+          </w:tcPr>
+          <w:p>
+            <w:pPr>
+              <w:jc w:val="center"/>
+            </w:pPr>
+            <w:r>
+              <w:rPr>
+                <w:sz w:val="20"/>
+              </w:rPr>
+              <w:t>0.7 ± 0.08</w:t>
+            </w:r>
+          </w:p>
+        </w:tc>
+        <w:tc>
+          <w:tcPr>
+            <w:tcW w:type="dxa" w:w="960"/>
+          </w:tcPr>
+          <w:p>
+            <w:pPr>
+              <w:jc w:val="center"/>
+            </w:pPr>
+            <w:r>
+              <w:rPr>
+                <w:sz w:val="20"/>
+              </w:rPr>
+              <w:t>29</w:t>
+            </w:r>
+          </w:p>
+        </w:tc>
       </w:tr>
       <w:tr>
         <w:tc>
           <w:tcPr>
-            <w:tcW w:type="dxa" w:w="1440"/>
+            <w:tcW w:type="dxa" w:w="960"/>
           </w:tcPr>
           <w:p>
             <w:pPr>
@@ -1592,7 +2356,7 @@
         </w:tc>
         <w:tc>
           <w:tcPr>
-            <w:tcW w:type="dxa" w:w="1440"/>
+            <w:tcW w:type="dxa" w:w="960"/>
           </w:tcPr>
           <w:p>
             <w:pPr>
@@ -1608,7 +2372,7 @@
         </w:tc>
         <w:tc>
           <w:tcPr>
-            <w:tcW w:type="dxa" w:w="1440"/>
+            <w:tcW w:type="dxa" w:w="960"/>
           </w:tcPr>
           <w:p>
             <w:pPr>
@@ -1624,7 +2388,7 @@
         </w:tc>
         <w:tc>
           <w:tcPr>
-            <w:tcW w:type="dxa" w:w="1440"/>
+            <w:tcW w:type="dxa" w:w="960"/>
           </w:tcPr>
           <w:p>
             <w:pPr>
@@ -1640,7 +2404,7 @@
         </w:tc>
         <w:tc>
           <w:tcPr>
-            <w:tcW w:type="dxa" w:w="1440"/>
+            <w:tcW w:type="dxa" w:w="960"/>
           </w:tcPr>
           <w:p>
             <w:pPr>
@@ -1656,7 +2420,7 @@
         </w:tc>
         <w:tc>
           <w:tcPr>
-            <w:tcW w:type="dxa" w:w="1440"/>
+            <w:tcW w:type="dxa" w:w="960"/>
           </w:tcPr>
           <w:p>
             <w:pPr>
@@ -1670,11 +2434,59 @@
             </w:r>
           </w:p>
         </w:tc>
+        <w:tc>
+          <w:tcPr>
+            <w:tcW w:type="dxa" w:w="960"/>
+          </w:tcPr>
+          <w:p>
+            <w:pPr>
+              <w:jc w:val="center"/>
+            </w:pPr>
+            <w:r>
+              <w:rPr>
+                <w:sz w:val="20"/>
+              </w:rPr>
+              <w:t>10.08 ± 1.05</w:t>
+            </w:r>
+          </w:p>
+        </w:tc>
+        <w:tc>
+          <w:tcPr>
+            <w:tcW w:type="dxa" w:w="960"/>
+          </w:tcPr>
+          <w:p>
+            <w:pPr>
+              <w:jc w:val="center"/>
+            </w:pPr>
+            <w:r>
+              <w:rPr>
+                <w:sz w:val="20"/>
+              </w:rPr>
+              <w:t>0.71 ± 0.06</w:t>
+            </w:r>
+          </w:p>
+        </w:tc>
+        <w:tc>
+          <w:tcPr>
+            <w:tcW w:type="dxa" w:w="960"/>
+          </w:tcPr>
+          <w:p>
+            <w:pPr>
+              <w:jc w:val="center"/>
+            </w:pPr>
+            <w:r>
+              <w:rPr>
+                <w:sz w:val="20"/>
+              </w:rPr>
+              <w:t>20</w:t>
+            </w:r>
+          </w:p>
+        </w:tc>
       </w:tr>
       <w:tr>
         <w:tc>
           <w:tcPr>
-            <w:tcW w:type="dxa" w:w="1440"/>
+            <w:tcW w:type="dxa" w:w="960"/>
           </w:tcPr>
           <w:p>
             <w:pPr>
@@ -1690,7 +2502,7 @@
         </w:tc>
         <w:tc>
           <w:tcPr>
-            <w:tcW w:type="dxa" w:w="1440"/>
+            <w:tcW w:type="dxa" w:w="960"/>
           </w:tcPr>
           <w:p>
             <w:pPr>
@@ -1706,7 +2518,7 @@
         </w:tc>
         <w:tc>
           <w:tcPr>
-            <w:tcW w:type="dxa" w:w="1440"/>
+            <w:tcW w:type="dxa" w:w="960"/>
           </w:tcPr>
           <w:p>
             <w:pPr>
@@ -1722,7 +2534,7 @@
         </w:tc>
         <w:tc>
           <w:tcPr>
-            <w:tcW w:type="dxa" w:w="1440"/>
+            <w:tcW w:type="dxa" w:w="960"/>
           </w:tcPr>
           <w:p>
             <w:pPr>
@@ -1738,7 +2550,7 @@
         </w:tc>
         <w:tc>
           <w:tcPr>
-            <w:tcW w:type="dxa" w:w="1440"/>
+            <w:tcW w:type="dxa" w:w="960"/>
           </w:tcPr>
           <w:p>
             <w:pPr>
@@ -1754,7 +2566,7 @@
         </w:tc>
         <w:tc>
           <w:tcPr>
-            <w:tcW w:type="dxa" w:w="1440"/>
+            <w:tcW w:type="dxa" w:w="960"/>
           </w:tcPr>
           <w:p>
             <w:pPr>
@@ -1768,11 +2580,59 @@
             </w:r>
           </w:p>
         </w:tc>
+        <w:tc>
+          <w:tcPr>
+            <w:tcW w:type="dxa" w:w="960"/>
+          </w:tcPr>
+          <w:p>
+            <w:pPr>
+              <w:jc w:val="center"/>
+            </w:pPr>
+            <w:r>
+              <w:rPr>
+                <w:sz w:val="20"/>
+              </w:rPr>
+              <w:t>11.3 ± 1.25</w:t>
+            </w:r>
+          </w:p>
+        </w:tc>
+        <w:tc>
+          <w:tcPr>
+            <w:tcW w:type="dxa" w:w="960"/>
+          </w:tcPr>
+          <w:p>
+            <w:pPr>
+              <w:jc w:val="center"/>
+            </w:pPr>
+            <w:r>
+              <w:rPr>
+                <w:sz w:val="20"/>
+              </w:rPr>
+              <w:t>0.64 ± 0.06</w:t>
+            </w:r>
+          </w:p>
+        </w:tc>
+        <w:tc>
+          <w:tcPr>
+            <w:tcW w:type="dxa" w:w="960"/>
+          </w:tcPr>
+          <w:p>
+            <w:pPr>
+              <w:jc w:val="center"/>
+            </w:pPr>
+            <w:r>
+              <w:rPr>
+                <w:sz w:val="20"/>
+              </w:rPr>
+              <w:t>23</w:t>
+            </w:r>
+          </w:p>
+        </w:tc>
       </w:tr>
       <w:tr>
         <w:tc>
           <w:tcPr>
-            <w:tcW w:type="dxa" w:w="1440"/>
+            <w:tcW w:type="dxa" w:w="960"/>
           </w:tcPr>
           <w:p>
             <w:pPr>
@@ -1788,7 +2648,7 @@
         </w:tc>
         <w:tc>
           <w:tcPr>
-            <w:tcW w:type="dxa" w:w="1440"/>
+            <w:tcW w:type="dxa" w:w="960"/>
           </w:tcPr>
           <w:p>
             <w:pPr>
@@ -1804,7 +2664,7 @@
         </w:tc>
         <w:tc>
           <w:tcPr>
-            <w:tcW w:type="dxa" w:w="1440"/>
+            <w:tcW w:type="dxa" w:w="960"/>
           </w:tcPr>
           <w:p>
             <w:pPr>
@@ -1820,7 +2680,7 @@
         </w:tc>
         <w:tc>
           <w:tcPr>
-            <w:tcW w:type="dxa" w:w="1440"/>
+            <w:tcW w:type="dxa" w:w="960"/>
           </w:tcPr>
           <w:p>
             <w:pPr>
@@ -1836,7 +2696,7 @@
         </w:tc>
         <w:tc>
           <w:tcPr>
-            <w:tcW w:type="dxa" w:w="1440"/>
+            <w:tcW w:type="dxa" w:w="960"/>
           </w:tcPr>
           <w:p>
             <w:pPr>
@@ -1852,7 +2712,7 @@
         </w:tc>
         <w:tc>
           <w:tcPr>
-            <w:tcW w:type="dxa" w:w="1440"/>
+            <w:tcW w:type="dxa" w:w="960"/>
           </w:tcPr>
           <w:p>
             <w:pPr>
@@ -1866,11 +2726,59 @@
             </w:r>
           </w:p>
         </w:tc>
+        <w:tc>
+          <w:tcPr>
+            <w:tcW w:type="dxa" w:w="960"/>
+          </w:tcPr>
+          <w:p>
+            <w:pPr>
+              <w:jc w:val="center"/>
+            </w:pPr>
+            <w:r>
+              <w:rPr>
+                <w:sz w:val="20"/>
+              </w:rPr>
+              <w:t>10.34 ± 1.55</w:t>
+            </w:r>
+          </w:p>
+        </w:tc>
+        <w:tc>
+          <w:tcPr>
+            <w:tcW w:type="dxa" w:w="960"/>
+          </w:tcPr>
+          <w:p>
+            <w:pPr>
+              <w:jc w:val="center"/>
+            </w:pPr>
+            <w:r>
+              <w:rPr>
+                <w:sz w:val="20"/>
+              </w:rPr>
+              <w:t>0.7 ± 0.08</w:t>
+            </w:r>
+          </w:p>
+        </w:tc>
+        <w:tc>
+          <w:tcPr>
+            <w:tcW w:type="dxa" w:w="960"/>
+          </w:tcPr>
+          <w:p>
+            <w:pPr>
+              <w:jc w:val="center"/>
+            </w:pPr>
+            <w:r>
+              <w:rPr>
+                <w:sz w:val="20"/>
+              </w:rPr>
+              <w:t>46</w:t>
+            </w:r>
+          </w:p>
+        </w:tc>
       </w:tr>
       <w:tr>
         <w:tc>
           <w:tcPr>
-            <w:tcW w:type="dxa" w:w="1440"/>
+            <w:tcW w:type="dxa" w:w="960"/>
           </w:tcPr>
           <w:p>
             <w:pPr>
@@ -1886,7 +2794,7 @@
         </w:tc>
         <w:tc>
           <w:tcPr>
-            <w:tcW w:type="dxa" w:w="1440"/>
+            <w:tcW w:type="dxa" w:w="960"/>
           </w:tcPr>
           <w:p>
             <w:pPr>
@@ -1902,7 +2810,7 @@
         </w:tc>
         <w:tc>
           <w:tcPr>
-            <w:tcW w:type="dxa" w:w="1440"/>
+            <w:tcW w:type="dxa" w:w="960"/>
           </w:tcPr>
           <w:p>
             <w:pPr>
@@ -1918,7 +2826,7 @@
         </w:tc>
         <w:tc>
           <w:tcPr>
-            <w:tcW w:type="dxa" w:w="1440"/>
+            <w:tcW w:type="dxa" w:w="960"/>
           </w:tcPr>
           <w:p>
             <w:pPr>
@@ -1934,7 +2842,7 @@
         </w:tc>
         <w:tc>
           <w:tcPr>
-            <w:tcW w:type="dxa" w:w="1440"/>
+            <w:tcW w:type="dxa" w:w="960"/>
           </w:tcPr>
           <w:p>
             <w:pPr>
@@ -1950,7 +2858,7 @@
         </w:tc>
         <w:tc>
           <w:tcPr>
-            <w:tcW w:type="dxa" w:w="1440"/>
+            <w:tcW w:type="dxa" w:w="960"/>
           </w:tcPr>
           <w:p>
             <w:pPr>
@@ -1964,11 +2872,59 @@
             </w:r>
           </w:p>
         </w:tc>
+        <w:tc>
+          <w:tcPr>
+            <w:tcW w:type="dxa" w:w="960"/>
+          </w:tcPr>
+          <w:p>
+            <w:pPr>
+              <w:jc w:val="center"/>
+            </w:pPr>
+            <w:r>
+              <w:rPr>
+                <w:sz w:val="20"/>
+              </w:rPr>
+              <w:t>10.08 ± 1.05</w:t>
+            </w:r>
+          </w:p>
+        </w:tc>
+        <w:tc>
+          <w:tcPr>
+            <w:tcW w:type="dxa" w:w="960"/>
+          </w:tcPr>
+          <w:p>
+            <w:pPr>
+              <w:jc w:val="center"/>
+            </w:pPr>
+            <w:r>
+              <w:rPr>
+                <w:sz w:val="20"/>
+              </w:rPr>
+              <w:t>0.71 ± 0.06</w:t>
+            </w:r>
+          </w:p>
+        </w:tc>
+        <w:tc>
+          <w:tcPr>
+            <w:tcW w:type="dxa" w:w="960"/>
+          </w:tcPr>
+          <w:p>
+            <w:pPr>
+              <w:jc w:val="center"/>
+            </w:pPr>
+            <w:r>
+              <w:rPr>
+                <w:sz w:val="20"/>
+              </w:rPr>
+              <w:t>23</w:t>
+            </w:r>
+          </w:p>
+        </w:tc>
       </w:tr>
       <w:tr>
         <w:tc>
           <w:tcPr>
-            <w:tcW w:type="dxa" w:w="1440"/>
+            <w:tcW w:type="dxa" w:w="960"/>
           </w:tcPr>
           <w:p>
             <w:pPr>
@@ -1984,7 +2940,7 @@
         </w:tc>
         <w:tc>
           <w:tcPr>
-            <w:tcW w:type="dxa" w:w="1440"/>
+            <w:tcW w:type="dxa" w:w="960"/>
           </w:tcPr>
           <w:p>
             <w:pPr>
@@ -2000,7 +2956,7 @@
         </w:tc>
         <w:tc>
           <w:tcPr>
-            <w:tcW w:type="dxa" w:w="1440"/>
+            <w:tcW w:type="dxa" w:w="960"/>
           </w:tcPr>
           <w:p>
             <w:pPr>
@@ -2016,7 +2972,7 @@
         </w:tc>
         <w:tc>
           <w:tcPr>
-            <w:tcW w:type="dxa" w:w="1440"/>
+            <w:tcW w:type="dxa" w:w="960"/>
           </w:tcPr>
           <w:p>
             <w:pPr>
@@ -2032,7 +2988,7 @@
         </w:tc>
         <w:tc>
           <w:tcPr>
-            <w:tcW w:type="dxa" w:w="1440"/>
+            <w:tcW w:type="dxa" w:w="960"/>
           </w:tcPr>
           <w:p>
             <w:pPr>
@@ -2048,7 +3004,7 @@
         </w:tc>
         <w:tc>
           <w:tcPr>
-            <w:tcW w:type="dxa" w:w="1440"/>
+            <w:tcW w:type="dxa" w:w="960"/>
           </w:tcPr>
           <w:p>
             <w:pPr>
@@ -2062,11 +3018,59 @@
             </w:r>
           </w:p>
         </w:tc>
+        <w:tc>
+          <w:tcPr>
+            <w:tcW w:type="dxa" w:w="960"/>
+          </w:tcPr>
+          <w:p>
+            <w:pPr>
+              <w:jc w:val="center"/>
+            </w:pPr>
+            <w:r>
+              <w:rPr>
+                <w:sz w:val="20"/>
+              </w:rPr>
+              <w:t>11.53 ± 1.17</w:t>
+            </w:r>
+          </w:p>
+        </w:tc>
+        <w:tc>
+          <w:tcPr>
+            <w:tcW w:type="dxa" w:w="960"/>
+          </w:tcPr>
+          <w:p>
+            <w:pPr>
+              <w:jc w:val="center"/>
+            </w:pPr>
+            <w:r>
+              <w:rPr>
+                <w:sz w:val="20"/>
+              </w:rPr>
+              <w:t>0.63 ± 0.06</w:t>
+            </w:r>
+          </w:p>
+        </w:tc>
+        <w:tc>
+          <w:tcPr>
+            <w:tcW w:type="dxa" w:w="960"/>
+          </w:tcPr>
+          <w:p>
+            <w:pPr>
+              <w:jc w:val="center"/>
+            </w:pPr>
+            <w:r>
+              <w:rPr>
+                <w:sz w:val="20"/>
+              </w:rPr>
+              <w:t>18</w:t>
+            </w:r>
+          </w:p>
+        </w:tc>
       </w:tr>
       <w:tr>
         <w:tc>
           <w:tcPr>
-            <w:tcW w:type="dxa" w:w="1440"/>
+            <w:tcW w:type="dxa" w:w="960"/>
           </w:tcPr>
           <w:p>
             <w:pPr>
@@ -2082,7 +3086,7 @@
         </w:tc>
         <w:tc>
           <w:tcPr>
-            <w:tcW w:type="dxa" w:w="1440"/>
+            <w:tcW w:type="dxa" w:w="960"/>
           </w:tcPr>
           <w:p>
             <w:pPr>
@@ -2098,7 +3102,7 @@
         </w:tc>
         <w:tc>
           <w:tcPr>
-            <w:tcW w:type="dxa" w:w="1440"/>
+            <w:tcW w:type="dxa" w:w="960"/>
           </w:tcPr>
           <w:p>
             <w:pPr>
@@ -2114,7 +3118,7 @@
         </w:tc>
         <w:tc>
           <w:tcPr>
-            <w:tcW w:type="dxa" w:w="1440"/>
+            <w:tcW w:type="dxa" w:w="960"/>
           </w:tcPr>
           <w:p>
             <w:pPr>
@@ -2130,7 +3134,7 @@
         </w:tc>
         <w:tc>
           <w:tcPr>
-            <w:tcW w:type="dxa" w:w="1440"/>
+            <w:tcW w:type="dxa" w:w="960"/>
           </w:tcPr>
           <w:p>
             <w:pPr>
@@ -2146,7 +3150,7 @@
         </w:tc>
         <w:tc>
           <w:tcPr>
-            <w:tcW w:type="dxa" w:w="1440"/>
+            <w:tcW w:type="dxa" w:w="960"/>
           </w:tcPr>
           <w:p>
             <w:pPr>
@@ -2160,11 +3164,59 @@
             </w:r>
           </w:p>
         </w:tc>
+        <w:tc>
+          <w:tcPr>
+            <w:tcW w:type="dxa" w:w="960"/>
+          </w:tcPr>
+          <w:p>
+            <w:pPr>
+              <w:jc w:val="center"/>
+            </w:pPr>
+            <w:r>
+              <w:rPr>
+                <w:sz w:val="20"/>
+              </w:rPr>
+              <w:t>10.2 ± 1.46</w:t>
+            </w:r>
+          </w:p>
+        </w:tc>
+        <w:tc>
+          <w:tcPr>
+            <w:tcW w:type="dxa" w:w="960"/>
+          </w:tcPr>
+          <w:p>
+            <w:pPr>
+              <w:jc w:val="center"/>
+            </w:pPr>
+            <w:r>
+              <w:rPr>
+                <w:sz w:val="20"/>
+              </w:rPr>
+              <w:t>0.71 ± 0.08</w:t>
+            </w:r>
+          </w:p>
+        </w:tc>
+        <w:tc>
+          <w:tcPr>
+            <w:tcW w:type="dxa" w:w="960"/>
+          </w:tcPr>
+          <w:p>
+            <w:pPr>
+              <w:jc w:val="center"/>
+            </w:pPr>
+            <w:r>
+              <w:rPr>
+                <w:sz w:val="20"/>
+              </w:rPr>
+              <w:t>28</w:t>
+            </w:r>
+          </w:p>
+        </w:tc>
       </w:tr>
       <w:tr>
         <w:tc>
           <w:tcPr>
-            <w:tcW w:type="dxa" w:w="1440"/>
+            <w:tcW w:type="dxa" w:w="960"/>
           </w:tcPr>
           <w:p>
             <w:pPr>
@@ -2180,7 +3232,7 @@
         </w:tc>
         <w:tc>
           <w:tcPr>
-            <w:tcW w:type="dxa" w:w="1440"/>
+            <w:tcW w:type="dxa" w:w="960"/>
           </w:tcPr>
           <w:p>
             <w:pPr>
@@ -2196,7 +3248,7 @@
         </w:tc>
         <w:tc>
           <w:tcPr>
-            <w:tcW w:type="dxa" w:w="1440"/>
+            <w:tcW w:type="dxa" w:w="960"/>
           </w:tcPr>
           <w:p>
             <w:pPr>
@@ -2212,7 +3264,7 @@
         </w:tc>
         <w:tc>
           <w:tcPr>
-            <w:tcW w:type="dxa" w:w="1440"/>
+            <w:tcW w:type="dxa" w:w="960"/>
           </w:tcPr>
           <w:p>
             <w:pPr>
@@ -2228,7 +3280,7 @@
         </w:tc>
         <w:tc>
           <w:tcPr>
-            <w:tcW w:type="dxa" w:w="1440"/>
+            <w:tcW w:type="dxa" w:w="960"/>
           </w:tcPr>
           <w:p>
             <w:pPr>
@@ -2244,7 +3296,7 @@
         </w:tc>
         <w:tc>
           <w:tcPr>
-            <w:tcW w:type="dxa" w:w="1440"/>
+            <w:tcW w:type="dxa" w:w="960"/>
           </w:tcPr>
           <w:p>
             <w:pPr>
@@ -2258,11 +3310,59 @@
             </w:r>
           </w:p>
         </w:tc>
+        <w:tc>
+          <w:tcPr>
+            <w:tcW w:type="dxa" w:w="960"/>
+          </w:tcPr>
+          <w:p>
+            <w:pPr>
+              <w:jc w:val="center"/>
+            </w:pPr>
+            <w:r>
+              <w:rPr>
+                <w:sz w:val="20"/>
+              </w:rPr>
+              <w:t>10.19 ± 1.06</w:t>
+            </w:r>
+          </w:p>
+        </w:tc>
+        <w:tc>
+          <w:tcPr>
+            <w:tcW w:type="dxa" w:w="960"/>
+          </w:tcPr>
+          <w:p>
+            <w:pPr>
+              <w:jc w:val="center"/>
+            </w:pPr>
+            <w:r>
+              <w:rPr>
+                <w:sz w:val="20"/>
+              </w:rPr>
+              <w:t>0.71 ± 0.06</w:t>
+            </w:r>
+          </w:p>
+        </w:tc>
+        <w:tc>
+          <w:tcPr>
+            <w:tcW w:type="dxa" w:w="960"/>
+          </w:tcPr>
+          <w:p>
+            <w:pPr>
+              <w:jc w:val="center"/>
+            </w:pPr>
+            <w:r>
+              <w:rPr>
+                <w:sz w:val="20"/>
+              </w:rPr>
+              <w:t>29</w:t>
+            </w:r>
+          </w:p>
+        </w:tc>
       </w:tr>
       <w:tr>
         <w:tc>
           <w:tcPr>
-            <w:tcW w:type="dxa" w:w="1440"/>
+            <w:tcW w:type="dxa" w:w="960"/>
           </w:tcPr>
           <w:p>
             <w:pPr>
@@ -2278,7 +3378,7 @@
         </w:tc>
         <w:tc>
           <w:tcPr>
-            <w:tcW w:type="dxa" w:w="1440"/>
+            <w:tcW w:type="dxa" w:w="960"/>
           </w:tcPr>
           <w:p>
             <w:pPr>
@@ -2294,7 +3394,7 @@
         </w:tc>
         <w:tc>
           <w:tcPr>
-            <w:tcW w:type="dxa" w:w="1440"/>
+            <w:tcW w:type="dxa" w:w="960"/>
           </w:tcPr>
           <w:p>
             <w:pPr>
@@ -2310,7 +3410,7 @@
         </w:tc>
         <w:tc>
           <w:tcPr>
-            <w:tcW w:type="dxa" w:w="1440"/>
+            <w:tcW w:type="dxa" w:w="960"/>
           </w:tcPr>
           <w:p>
             <w:pPr>
@@ -2326,7 +3426,7 @@
         </w:tc>
         <w:tc>
           <w:tcPr>
-            <w:tcW w:type="dxa" w:w="1440"/>
+            <w:tcW w:type="dxa" w:w="960"/>
           </w:tcPr>
           <w:p>
             <w:pPr>
@@ -2342,7 +3442,7 @@
         </w:tc>
         <w:tc>
           <w:tcPr>
-            <w:tcW w:type="dxa" w:w="1440"/>
+            <w:tcW w:type="dxa" w:w="960"/>
           </w:tcPr>
           <w:p>
             <w:pPr>
@@ -2356,11 +3456,59 @@
             </w:r>
           </w:p>
         </w:tc>
+        <w:tc>
+          <w:tcPr>
+            <w:tcW w:type="dxa" w:w="960"/>
+          </w:tcPr>
+          <w:p>
+            <w:pPr>
+              <w:jc w:val="center"/>
+            </w:pPr>
+            <w:r>
+              <w:rPr>
+                <w:sz w:val="20"/>
+              </w:rPr>
+              <w:t>11.53 ± 1.17</w:t>
+            </w:r>
+          </w:p>
+        </w:tc>
+        <w:tc>
+          <w:tcPr>
+            <w:tcW w:type="dxa" w:w="960"/>
+          </w:tcPr>
+          <w:p>
+            <w:pPr>
+              <w:jc w:val="center"/>
+            </w:pPr>
+            <w:r>
+              <w:rPr>
+                <w:sz w:val="20"/>
+              </w:rPr>
+              <w:t>0.63 ± 0.06</w:t>
+            </w:r>
+          </w:p>
+        </w:tc>
+        <w:tc>
+          <w:tcPr>
+            <w:tcW w:type="dxa" w:w="960"/>
+          </w:tcPr>
+          <w:p>
+            <w:pPr>
+              <w:jc w:val="center"/>
+            </w:pPr>
+            <w:r>
+              <w:rPr>
+                <w:sz w:val="20"/>
+              </w:rPr>
+              <w:t>19</w:t>
+            </w:r>
+          </w:p>
+        </w:tc>
       </w:tr>
       <w:tr>
         <w:tc>
           <w:tcPr>
-            <w:tcW w:type="dxa" w:w="1440"/>
+            <w:tcW w:type="dxa" w:w="960"/>
           </w:tcPr>
           <w:p>
             <w:pPr>
@@ -2376,7 +3524,7 @@
         </w:tc>
         <w:tc>
           <w:tcPr>
-            <w:tcW w:type="dxa" w:w="1440"/>
+            <w:tcW w:type="dxa" w:w="960"/>
           </w:tcPr>
           <w:p>
             <w:pPr>
@@ -2392,7 +3540,7 @@
         </w:tc>
         <w:tc>
           <w:tcPr>
-            <w:tcW w:type="dxa" w:w="1440"/>
+            <w:tcW w:type="dxa" w:w="960"/>
           </w:tcPr>
           <w:p>
             <w:pPr>
@@ -2408,7 +3556,7 @@
         </w:tc>
         <w:tc>
           <w:tcPr>
-            <w:tcW w:type="dxa" w:w="1440"/>
+            <w:tcW w:type="dxa" w:w="960"/>
           </w:tcPr>
           <w:p>
             <w:pPr>
@@ -2424,7 +3572,7 @@
         </w:tc>
         <w:tc>
           <w:tcPr>
-            <w:tcW w:type="dxa" w:w="1440"/>
+            <w:tcW w:type="dxa" w:w="960"/>
           </w:tcPr>
           <w:p>
             <w:pPr>
@@ -2440,7 +3588,7 @@
         </w:tc>
         <w:tc>
           <w:tcPr>
-            <w:tcW w:type="dxa" w:w="1440"/>
+            <w:tcW w:type="dxa" w:w="960"/>
           </w:tcPr>
           <w:p>
             <w:pPr>
@@ -2454,11 +3602,59 @@
             </w:r>
           </w:p>
         </w:tc>
+        <w:tc>
+          <w:tcPr>
+            <w:tcW w:type="dxa" w:w="960"/>
+          </w:tcPr>
+          <w:p>
+            <w:pPr>
+              <w:jc w:val="center"/>
+            </w:pPr>
+            <w:r>
+              <w:rPr>
+                <w:sz w:val="20"/>
+              </w:rPr>
+              <w:t>10.2 ± 1.46</w:t>
+            </w:r>
+          </w:p>
+        </w:tc>
+        <w:tc>
+          <w:tcPr>
+            <w:tcW w:type="dxa" w:w="960"/>
+          </w:tcPr>
+          <w:p>
+            <w:pPr>
+              <w:jc w:val="center"/>
+            </w:pPr>
+            <w:r>
+              <w:rPr>
+                <w:sz w:val="20"/>
+              </w:rPr>
+              <w:t>0.71 ± 0.08</w:t>
+            </w:r>
+          </w:p>
+        </w:tc>
+        <w:tc>
+          <w:tcPr>
+            <w:tcW w:type="dxa" w:w="960"/>
+          </w:tcPr>
+          <w:p>
+            <w:pPr>
+              <w:jc w:val="center"/>
+            </w:pPr>
+            <w:r>
+              <w:rPr>
+                <w:sz w:val="20"/>
+              </w:rPr>
+              <w:t>28</w:t>
+            </w:r>
+          </w:p>
+        </w:tc>
       </w:tr>
       <w:tr>
         <w:tc>
           <w:tcPr>
-            <w:tcW w:type="dxa" w:w="1440"/>
+            <w:tcW w:type="dxa" w:w="960"/>
           </w:tcPr>
           <w:p>
             <w:pPr>
@@ -2474,7 +3670,7 @@
         </w:tc>
         <w:tc>
           <w:tcPr>
-            <w:tcW w:type="dxa" w:w="1440"/>
+            <w:tcW w:type="dxa" w:w="960"/>
           </w:tcPr>
           <w:p>
             <w:pPr>
@@ -2490,7 +3686,7 @@
         </w:tc>
         <w:tc>
           <w:tcPr>
-            <w:tcW w:type="dxa" w:w="1440"/>
+            <w:tcW w:type="dxa" w:w="960"/>
           </w:tcPr>
           <w:p>
             <w:pPr>
@@ -2506,7 +3702,7 @@
         </w:tc>
         <w:tc>
           <w:tcPr>
-            <w:tcW w:type="dxa" w:w="1440"/>
+            <w:tcW w:type="dxa" w:w="960"/>
           </w:tcPr>
           <w:p>
             <w:pPr>
@@ -2522,7 +3718,7 @@
         </w:tc>
         <w:tc>
           <w:tcPr>
-            <w:tcW w:type="dxa" w:w="1440"/>
+            <w:tcW w:type="dxa" w:w="960"/>
           </w:tcPr>
           <w:p>
             <w:pPr>
@@ -2538,7 +3734,7 @@
         </w:tc>
         <w:tc>
           <w:tcPr>
-            <w:tcW w:type="dxa" w:w="1440"/>
+            <w:tcW w:type="dxa" w:w="960"/>
           </w:tcPr>
           <w:p>
             <w:pPr>
@@ -2552,11 +3748,59 @@
             </w:r>
           </w:p>
         </w:tc>
+        <w:tc>
+          <w:tcPr>
+            <w:tcW w:type="dxa" w:w="960"/>
+          </w:tcPr>
+          <w:p>
+            <w:pPr>
+              <w:jc w:val="center"/>
+            </w:pPr>
+            <w:r>
+              <w:rPr>
+                <w:sz w:val="20"/>
+              </w:rPr>
+              <w:t>10.19 ± 1.06</w:t>
+            </w:r>
+          </w:p>
+        </w:tc>
+        <w:tc>
+          <w:tcPr>
+            <w:tcW w:type="dxa" w:w="960"/>
+          </w:tcPr>
+          <w:p>
+            <w:pPr>
+              <w:jc w:val="center"/>
+            </w:pPr>
+            <w:r>
+              <w:rPr>
+                <w:sz w:val="20"/>
+              </w:rPr>
+              <w:t>0.71 ± 0.06</w:t>
+            </w:r>
+          </w:p>
+        </w:tc>
+        <w:tc>
+          <w:tcPr>
+            <w:tcW w:type="dxa" w:w="960"/>
+          </w:tcPr>
+          <w:p>
+            <w:pPr>
+              <w:jc w:val="center"/>
+            </w:pPr>
+            <w:r>
+              <w:rPr>
+                <w:sz w:val="20"/>
+              </w:rPr>
+              <w:t>20</w:t>
+            </w:r>
+          </w:p>
+        </w:tc>
       </w:tr>
       <w:tr>
         <w:tc>
           <w:tcPr>
-            <w:tcW w:type="dxa" w:w="1440"/>
+            <w:tcW w:type="dxa" w:w="960"/>
           </w:tcPr>
           <w:p>
             <w:pPr>
@@ -2572,7 +3816,7 @@
         </w:tc>
         <w:tc>
           <w:tcPr>
-            <w:tcW w:type="dxa" w:w="1440"/>
+            <w:tcW w:type="dxa" w:w="960"/>
           </w:tcPr>
           <w:p>
             <w:pPr>
@@ -2588,7 +3832,7 @@
         </w:tc>
         <w:tc>
           <w:tcPr>
-            <w:tcW w:type="dxa" w:w="1440"/>
+            <w:tcW w:type="dxa" w:w="960"/>
           </w:tcPr>
           <w:p>
             <w:pPr>
@@ -2604,7 +3848,7 @@
         </w:tc>
         <w:tc>
           <w:tcPr>
-            <w:tcW w:type="dxa" w:w="1440"/>
+            <w:tcW w:type="dxa" w:w="960"/>
           </w:tcPr>
           <w:p>
             <w:pPr>
@@ -2620,7 +3864,7 @@
         </w:tc>
         <w:tc>
           <w:tcPr>
-            <w:tcW w:type="dxa" w:w="1440"/>
+            <w:tcW w:type="dxa" w:w="960"/>
           </w:tcPr>
           <w:p>
             <w:pPr>
@@ -2636,7 +3880,7 @@
         </w:tc>
         <w:tc>
           <w:tcPr>
-            <w:tcW w:type="dxa" w:w="1440"/>
+            <w:tcW w:type="dxa" w:w="960"/>
           </w:tcPr>
           <w:p>
             <w:pPr>
@@ -2650,11 +3894,59 @@
             </w:r>
           </w:p>
         </w:tc>
+        <w:tc>
+          <w:tcPr>
+            <w:tcW w:type="dxa" w:w="960"/>
+          </w:tcPr>
+          <w:p>
+            <w:pPr>
+              <w:jc w:val="center"/>
+            </w:pPr>
+            <w:r>
+              <w:rPr>
+                <w:sz w:val="20"/>
+              </w:rPr>
+              <w:t>11.53 ± 1.17</w:t>
+            </w:r>
+          </w:p>
+        </w:tc>
+        <w:tc>
+          <w:tcPr>
+            <w:tcW w:type="dxa" w:w="960"/>
+          </w:tcPr>
+          <w:p>
+            <w:pPr>
+              <w:jc w:val="center"/>
+            </w:pPr>
+            <w:r>
+              <w:rPr>
+                <w:sz w:val="20"/>
+              </w:rPr>
+              <w:t>0.63 ± 0.06</w:t>
+            </w:r>
+          </w:p>
+        </w:tc>
+        <w:tc>
+          <w:tcPr>
+            <w:tcW w:type="dxa" w:w="960"/>
+          </w:tcPr>
+          <w:p>
+            <w:pPr>
+              <w:jc w:val="center"/>
+            </w:pPr>
+            <w:r>
+              <w:rPr>
+                <w:sz w:val="20"/>
+              </w:rPr>
+              <w:t>19</w:t>
+            </w:r>
+          </w:p>
+        </w:tc>
       </w:tr>
       <w:tr>
         <w:tc>
           <w:tcPr>
-            <w:tcW w:type="dxa" w:w="1440"/>
+            <w:tcW w:type="dxa" w:w="960"/>
           </w:tcPr>
           <w:p>
             <w:pPr>
@@ -2670,7 +3962,7 @@
         </w:tc>
         <w:tc>
           <w:tcPr>
-            <w:tcW w:type="dxa" w:w="1440"/>
+            <w:tcW w:type="dxa" w:w="960"/>
           </w:tcPr>
           <w:p>
             <w:pPr>
@@ -2686,7 +3978,7 @@
         </w:tc>
         <w:tc>
           <w:tcPr>
-            <w:tcW w:type="dxa" w:w="1440"/>
+            <w:tcW w:type="dxa" w:w="960"/>
           </w:tcPr>
           <w:p>
             <w:pPr>
@@ -2702,7 +3994,7 @@
         </w:tc>
         <w:tc>
           <w:tcPr>
-            <w:tcW w:type="dxa" w:w="1440"/>
+            <w:tcW w:type="dxa" w:w="960"/>
           </w:tcPr>
           <w:p>
             <w:pPr>
@@ -2718,7 +4010,7 @@
         </w:tc>
         <w:tc>
           <w:tcPr>
-            <w:tcW w:type="dxa" w:w="1440"/>
+            <w:tcW w:type="dxa" w:w="960"/>
           </w:tcPr>
           <w:p>
             <w:pPr>
@@ -2734,7 +4026,7 @@
         </w:tc>
         <w:tc>
           <w:tcPr>
-            <w:tcW w:type="dxa" w:w="1440"/>
+            <w:tcW w:type="dxa" w:w="960"/>
           </w:tcPr>
           <w:p>
             <w:pPr>
@@ -2748,11 +4040,59 @@
             </w:r>
           </w:p>
         </w:tc>
+        <w:tc>
+          <w:tcPr>
+            <w:tcW w:type="dxa" w:w="960"/>
+          </w:tcPr>
+          <w:p>
+            <w:pPr>
+              <w:jc w:val="center"/>
+            </w:pPr>
+            <w:r>
+              <w:rPr>
+                <w:sz w:val="20"/>
+              </w:rPr>
+              <w:t>10.2 ± 1.46</w:t>
+            </w:r>
+          </w:p>
+        </w:tc>
+        <w:tc>
+          <w:tcPr>
+            <w:tcW w:type="dxa" w:w="960"/>
+          </w:tcPr>
+          <w:p>
+            <w:pPr>
+              <w:jc w:val="center"/>
+            </w:pPr>
+            <w:r>
+              <w:rPr>
+                <w:sz w:val="20"/>
+              </w:rPr>
+              <w:t>0.71 ± 0.08</w:t>
+            </w:r>
+          </w:p>
+        </w:tc>
+        <w:tc>
+          <w:tcPr>
+            <w:tcW w:type="dxa" w:w="960"/>
+          </w:tcPr>
+          <w:p>
+            <w:pPr>
+              <w:jc w:val="center"/>
+            </w:pPr>
+            <w:r>
+              <w:rPr>
+                <w:sz w:val="20"/>
+              </w:rPr>
+              <w:t>45</w:t>
+            </w:r>
+          </w:p>
+        </w:tc>
       </w:tr>
       <w:tr>
         <w:tc>
           <w:tcPr>
-            <w:tcW w:type="dxa" w:w="1440"/>
+            <w:tcW w:type="dxa" w:w="960"/>
           </w:tcPr>
           <w:p>
             <w:pPr>
@@ -2768,7 +4108,7 @@
         </w:tc>
         <w:tc>
           <w:tcPr>
-            <w:tcW w:type="dxa" w:w="1440"/>
+            <w:tcW w:type="dxa" w:w="960"/>
           </w:tcPr>
           <w:p>
             <w:pPr>
@@ -2784,7 +4124,7 @@
         </w:tc>
         <w:tc>
           <w:tcPr>
-            <w:tcW w:type="dxa" w:w="1440"/>
+            <w:tcW w:type="dxa" w:w="960"/>
           </w:tcPr>
           <w:p>
             <w:pPr>
@@ -2800,7 +4140,7 @@
         </w:tc>
         <w:tc>
           <w:tcPr>
-            <w:tcW w:type="dxa" w:w="1440"/>
+            <w:tcW w:type="dxa" w:w="960"/>
           </w:tcPr>
           <w:p>
             <w:pPr>
@@ -2816,7 +4156,7 @@
         </w:tc>
         <w:tc>
           <w:tcPr>
-            <w:tcW w:type="dxa" w:w="1440"/>
+            <w:tcW w:type="dxa" w:w="960"/>
           </w:tcPr>
           <w:p>
             <w:pPr>
@@ -2832,7 +4172,7 @@
         </w:tc>
         <w:tc>
           <w:tcPr>
-            <w:tcW w:type="dxa" w:w="1440"/>
+            <w:tcW w:type="dxa" w:w="960"/>
           </w:tcPr>
           <w:p>
             <w:pPr>
@@ -2843,6 +4183,54 @@
                 <w:sz w:val="20"/>
               </w:rPr>
               <w:t>297</w:t>
+            </w:r>
+          </w:p>
+        </w:tc>
+        <w:tc>
+          <w:tcPr>
+            <w:tcW w:type="dxa" w:w="960"/>
+          </w:tcPr>
+          <w:p>
+            <w:pPr>
+              <w:jc w:val="center"/>
+            </w:pPr>
+            <w:r>
+              <w:rPr>
+                <w:sz w:val="20"/>
+              </w:rPr>
+              <w:t>10.19 ± 1.06</w:t>
+            </w:r>
+          </w:p>
+        </w:tc>
+        <w:tc>
+          <w:tcPr>
+            <w:tcW w:type="dxa" w:w="960"/>
+          </w:tcPr>
+          <w:p>
+            <w:pPr>
+              <w:jc w:val="center"/>
+            </w:pPr>
+            <w:r>
+              <w:rPr>
+                <w:sz w:val="20"/>
+              </w:rPr>
+              <w:t>0.71 ± 0.06</w:t>
+            </w:r>
+          </w:p>
+        </w:tc>
+        <w:tc>
+          <w:tcPr>
+            <w:tcW w:type="dxa" w:w="960"/>
+          </w:tcPr>
+          <w:p>
+            <w:pPr>
+              <w:jc w:val="center"/>
+            </w:pPr>
+            <w:r>
+              <w:rPr>
+                <w:sz w:val="20"/>
+              </w:rPr>
+              <w:t>19</w:t>
             </w:r>
           </w:p>
         </w:tc>
